--- a/Lam7ara/Documentation/LAM7ARA-TERCERA ENTREGA.docx
+++ b/Lam7ara/Documentation/LAM7ARA-TERCERA ENTREGA.docx
@@ -865,249 +865,2536 @@
     </w:p>
     <w:p>
       <w:pPr>
-        <w:jc w:val="center"/>
-      </w:pPr>
+        <w:pStyle w:val="Ttulo1"/>
+      </w:pPr>
+      <w:r>
+        <w:lastRenderedPageBreak/>
+        <w:t>Resultados y conclusiones</w:t>
+      </w:r>
     </w:p>
     <w:p>
       <w:pPr>
         <w:pStyle w:val="Ttulo2"/>
-      </w:pPr>
-      <w:r>
-        <w:lastRenderedPageBreak/>
-        <w:t>10</w:t>
-      </w:r>
-      <w:r>
-        <w:t xml:space="preserve">. </w:t>
-      </w:r>
-      <w:r>
-        <w:t>Resultados y conclusiones</w:t>
-      </w:r>
-    </w:p>
-    <w:p>
-      <w:r>
-        <w:t xml:space="preserve">Video 1: </w:t>
+        <w:rPr>
+          <w:rFonts w:eastAsia="Arial"/>
+        </w:rPr>
+      </w:pPr>
+      <w:r>
+        <w:rPr>
+          <w:rFonts w:eastAsia="Arial"/>
+        </w:rPr>
+        <w:t>Videos</w:t>
+      </w:r>
+    </w:p>
+    <w:p>
+      <w:pPr>
+        <w:rPr>
+          <w:b/>
+          <w:bCs/>
+        </w:rPr>
+      </w:pPr>
+      <w:r>
+        <w:t xml:space="preserve">Primera actualización: </w:t>
       </w:r>
       <w:hyperlink r:id="rId8" w:history="1">
+        <w:proofErr w:type="spellStart"/>
         <w:r>
           <w:rPr>
             <w:rStyle w:val="Hipervnculo"/>
+            <w:b/>
+            <w:bCs/>
           </w:rPr>
-          <w:t>CLICK EN EST</w:t>
+          <w:t>Aplicacion</w:t>
         </w:r>
+        <w:proofErr w:type="spellEnd"/>
         <w:r>
           <w:rPr>
             <w:rStyle w:val="Hipervnculo"/>
+            <w:b/>
+            <w:bCs/>
           </w:rPr>
-          <w:t>E</w:t>
+          <w:t xml:space="preserve"> </w:t>
         </w:r>
+        <w:proofErr w:type="spellStart"/>
         <w:r>
           <w:rPr>
             <w:rStyle w:val="Hipervnculo"/>
+            <w:b/>
+            <w:bCs/>
           </w:rPr>
-          <w:t xml:space="preserve"> LINK</w:t>
+          <w:t>Gestion</w:t>
+        </w:r>
+        <w:proofErr w:type="spellEnd"/>
+        <w:r>
+          <w:rPr>
+            <w:rStyle w:val="Hipervnculo"/>
+            <w:b/>
+            <w:bCs/>
+          </w:rPr>
+          <w:t xml:space="preserve"> en WINDOWS FORM C# + BASE DATOS SQL</w:t>
         </w:r>
       </w:hyperlink>
       <w:r>
-        <w:t>https://www.youtube.com/watch?v=IKaChQBjEfE&amp;t=4s</w:t>
-      </w:r>
-    </w:p>
-    <w:p>
-      <w:pPr>
-        <w:tabs>
-          <w:tab w:val="left" w:pos="2171"/>
-        </w:tabs>
-      </w:pPr>
-      <w:r>
-        <w:rPr>
-          <w:noProof/>
-        </w:rPr>
-        <w:drawing>
-          <wp:inline distT="0" distB="0" distL="0" distR="0" wp14:anchorId="4A2D37A2" wp14:editId="7DA9826B">
-            <wp:extent cx="5400040" cy="3627120"/>
-            <wp:effectExtent l="0" t="0" r="0" b="0"/>
-            <wp:docPr id="1846249607" name="Imagen 1"/>
-            <wp:cNvGraphicFramePr>
-              <a:graphicFrameLocks xmlns:a="http://schemas.openxmlformats.org/drawingml/2006/main" noChangeAspect="1"/>
-            </wp:cNvGraphicFramePr>
-            <a:graphic xmlns:a="http://schemas.openxmlformats.org/drawingml/2006/main">
-              <a:graphicData uri="http://schemas.openxmlformats.org/drawingml/2006/picture">
-                <pic:pic xmlns:pic="http://schemas.openxmlformats.org/drawingml/2006/picture">
-                  <pic:nvPicPr>
-                    <pic:cNvPr id="1846249607" name=""/>
-                    <pic:cNvPicPr/>
-                  </pic:nvPicPr>
-                  <pic:blipFill>
-                    <a:blip r:embed="rId9"/>
-                    <a:stretch>
-                      <a:fillRect/>
-                    </a:stretch>
-                  </pic:blipFill>
-                  <pic:spPr>
-                    <a:xfrm>
-                      <a:off x="0" y="0"/>
-                      <a:ext cx="5400040" cy="3627120"/>
-                    </a:xfrm>
-                    <a:prstGeom prst="rect">
-                      <a:avLst/>
-                    </a:prstGeom>
-                  </pic:spPr>
-                </pic:pic>
-              </a:graphicData>
-            </a:graphic>
-          </wp:inline>
-        </w:drawing>
-      </w:r>
-    </w:p>
-    <w:p>
-      <w:pPr>
-        <w:tabs>
-          <w:tab w:val="left" w:pos="2171"/>
-        </w:tabs>
-        <w:jc w:val="center"/>
-        <w:rPr>
-          <w:rStyle w:val="nfasissutil"/>
-        </w:rPr>
-      </w:pPr>
-      <w:r>
-        <w:rPr>
-          <w:rStyle w:val="nfasissutil"/>
-        </w:rPr>
-        <w:t>POSTERIORMENTE SE LE AGREGO UN DASHBOARD</w:t>
-      </w:r>
-    </w:p>
-    <w:p>
-      <w:pPr>
-        <w:tabs>
-          <w:tab w:val="left" w:pos="2171"/>
-        </w:tabs>
-        <w:jc w:val="center"/>
-        <w:rPr>
-          <w:rStyle w:val="nfasissutil"/>
-        </w:rPr>
-      </w:pPr>
-      <w:r>
-        <w:rPr>
-          <w:rStyle w:val="nfasissutil"/>
-          <w:noProof/>
-        </w:rPr>
-        <w:drawing>
-          <wp:inline distT="0" distB="0" distL="0" distR="0" wp14:anchorId="435AEEA4" wp14:editId="35AC1B63">
-            <wp:extent cx="2331547" cy="3352800"/>
-            <wp:effectExtent l="0" t="0" r="0" b="0"/>
-            <wp:docPr id="1618994790" name="Imagen 1"/>
-            <wp:cNvGraphicFramePr>
-              <a:graphicFrameLocks xmlns:a="http://schemas.openxmlformats.org/drawingml/2006/main" noChangeAspect="1"/>
-            </wp:cNvGraphicFramePr>
-            <a:graphic xmlns:a="http://schemas.openxmlformats.org/drawingml/2006/main">
-              <a:graphicData uri="http://schemas.openxmlformats.org/drawingml/2006/picture">
-                <pic:pic xmlns:pic="http://schemas.openxmlformats.org/drawingml/2006/picture">
-                  <pic:nvPicPr>
-                    <pic:cNvPr id="1618994790" name=""/>
-                    <pic:cNvPicPr/>
-                  </pic:nvPicPr>
-                  <pic:blipFill>
-                    <a:blip r:embed="rId10"/>
-                    <a:stretch>
-                      <a:fillRect/>
-                    </a:stretch>
-                  </pic:blipFill>
-                  <pic:spPr>
-                    <a:xfrm>
-                      <a:off x="0" y="0"/>
-                      <a:ext cx="2349390" cy="3378458"/>
-                    </a:xfrm>
-                    <a:prstGeom prst="rect">
-                      <a:avLst/>
-                    </a:prstGeom>
-                  </pic:spPr>
-                </pic:pic>
-              </a:graphicData>
-            </a:graphic>
-          </wp:inline>
-        </w:drawing>
-      </w:r>
-    </w:p>
-    <w:p>
-      <w:pPr>
-        <w:tabs>
-          <w:tab w:val="left" w:pos="2171"/>
-        </w:tabs>
-        <w:jc w:val="center"/>
-        <w:rPr>
-          <w:rStyle w:val="nfasissutil"/>
-          <w:sz w:val="18"/>
-          <w:szCs w:val="18"/>
-        </w:rPr>
-      </w:pPr>
-      <w:r>
-        <w:rPr>
-          <w:rStyle w:val="nfasissutil"/>
-          <w:sz w:val="18"/>
-          <w:szCs w:val="18"/>
-        </w:rPr>
-        <w:t>EJEMPLO DE COMPROBANTE REAL</w:t>
-      </w:r>
-    </w:p>
-    <w:p>
-      <w:pPr>
-        <w:tabs>
-          <w:tab w:val="left" w:pos="2171"/>
-        </w:tabs>
-        <w:jc w:val="center"/>
-        <w:rPr>
-          <w:rStyle w:val="nfasissutil"/>
-        </w:rPr>
-      </w:pPr>
-    </w:p>
-    <w:p>
-      <w:pPr>
-        <w:tabs>
-          <w:tab w:val="left" w:pos="2171"/>
-        </w:tabs>
-      </w:pPr>
-      <w:r>
+        <w:rPr>
+          <w:b/>
+          <w:bCs/>
+        </w:rPr>
+        <w:br/>
+        <w:t xml:space="preserve">url: </w:t>
+      </w:r>
+      <w:r>
+        <w:rPr>
+          <w:b/>
+          <w:bCs/>
+        </w:rPr>
+        <w:t>https://www.youtube.com/watch?v=IKaChQBjEfE</w:t>
+      </w:r>
+    </w:p>
+    <w:p>
+      <w:pPr>
+        <w:rPr>
+          <w:b/>
+          <w:bCs/>
+        </w:rPr>
+      </w:pPr>
+      <w:r>
+        <w:t>Segunda actualización (versión actual)</w:t>
+      </w:r>
+      <w:r>
+        <w:t>:</w:t>
+      </w:r>
+      <w:r>
+        <w:rPr>
+          <w:rFonts w:ascii="Roboto" w:eastAsia="Times New Roman" w:hAnsi="Roboto" w:cs="Times New Roman"/>
+          <w:b/>
+          <w:bCs/>
+          <w:color w:val="F1F1F1"/>
+          <w:kern w:val="36"/>
+          <w:sz w:val="48"/>
+          <w:szCs w:val="48"/>
+          <w:lang w:eastAsia="es-ES"/>
+          <w14:ligatures w14:val="none"/>
+        </w:rPr>
+        <w:t xml:space="preserve"> </w:t>
+      </w:r>
+      <w:hyperlink r:id="rId9" w:history="1">
+        <w:r>
+          <w:rPr>
+            <w:rStyle w:val="Hipervnculo"/>
+            <w:b/>
+            <w:bCs/>
+          </w:rPr>
+          <w:t>VERSION 2 LAM7ARA</w:t>
+        </w:r>
+      </w:hyperlink>
+    </w:p>
+    <w:p>
+      <w:pPr>
+        <w:rPr>
+          <w:b/>
+          <w:bCs/>
+        </w:rPr>
+      </w:pPr>
+      <w:r>
+        <w:rPr>
+          <w:b/>
+          <w:bCs/>
+        </w:rPr>
+        <w:t>url:</w:t>
+      </w:r>
+      <w:r>
+        <w:t xml:space="preserve"> </w:t>
+      </w:r>
+      <w:r>
+        <w:rPr>
+          <w:b/>
+          <w:bCs/>
+        </w:rPr>
+        <w:t>https://www.youtube.com/watch?v=iuwpPtDMuDs</w:t>
+      </w:r>
+    </w:p>
+    <w:p>
+      <w:pPr>
+        <w:rPr>
+          <w:u w:val="single"/>
+        </w:rPr>
+      </w:pPr>
+    </w:p>
+    <w:p>
+      <w:pPr>
+        <w:pStyle w:val="Ttulo2"/>
+      </w:pPr>
+      <w:r>
+        <w:rPr>
+          <w:rFonts w:eastAsia="Arial"/>
+        </w:rPr>
+        <w:t xml:space="preserve">Logros </w:t>
+      </w:r>
+      <w:r>
+        <w:t>Alcanzados</w:t>
+      </w:r>
+    </w:p>
+    <w:p>
+      <w:pPr>
+        <w:spacing w:before="60" w:after="60"/>
+        <w:rPr>
+          <w:rFonts w:ascii="Arial" w:hAnsi="Arial" w:cs="Arial"/>
+        </w:rPr>
+      </w:pPr>
+      <w:r>
+        <w:rPr>
+          <w:rFonts w:ascii="Arial" w:hAnsi="Arial" w:cs="Arial"/>
+        </w:rPr>
+        <w:t xml:space="preserve">Durante el desarrollo de esta aplicación logré cumplir todos los requerimientos funcionales. Uno de los mayores retos fue </w:t>
+      </w:r>
+      <w:r>
+        <w:rPr>
+          <w:rFonts w:ascii="Arial" w:hAnsi="Arial" w:cs="Arial"/>
+        </w:rPr>
+        <w:t xml:space="preserve">lograr conseguir una forma de mantener la integridad de la base de datos, entendiendo el nivel de riesgo que conlleva tener la base de datos a simple vista, decidí que el sistema </w:t>
+      </w:r>
+      <w:proofErr w:type="gramStart"/>
+      <w:r>
+        <w:rPr>
+          <w:rFonts w:ascii="Arial" w:hAnsi="Arial" w:cs="Arial"/>
+        </w:rPr>
+        <w:t>guarde</w:t>
+      </w:r>
+      <w:proofErr w:type="gramEnd"/>
+      <w:r>
+        <w:rPr>
+          <w:rFonts w:ascii="Arial" w:hAnsi="Arial" w:cs="Arial"/>
+        </w:rPr>
+        <w:t xml:space="preserve"> la base de datos en ciertas carpetas dentro del APPDATA</w:t>
+      </w:r>
+      <w:r>
+        <w:rPr>
+          <w:rFonts w:ascii="Arial" w:hAnsi="Arial" w:cs="Arial"/>
+        </w:rPr>
+        <w:t xml:space="preserve">. </w:t>
+      </w:r>
+      <w:r>
+        <w:rPr>
+          <w:rFonts w:ascii="Arial" w:hAnsi="Arial" w:cs="Arial"/>
+        </w:rPr>
+        <w:br/>
+        <w:t>Aplicar patrones como acceso de datos asíncrono y manejo de eventos me permitió construir un sistema estable y usable. Esta experiencia me ayudó a aplicar lo visto en clases desde la comunicación con el cliente hasta la implementación final.</w:t>
+      </w:r>
+    </w:p>
+    <w:p>
+      <w:pPr>
+        <w:pStyle w:val="Ttulo2"/>
+      </w:pPr>
+      <w:r>
+        <w:rPr>
+          <w:rFonts w:eastAsia="Arial"/>
+        </w:rPr>
+        <w:t xml:space="preserve">Dificultades </w:t>
+      </w:r>
+      <w:r>
+        <w:t>Enfrentadas</w:t>
+      </w:r>
+    </w:p>
+    <w:p>
+      <w:pPr>
+        <w:spacing w:before="80" w:after="80"/>
+        <w:jc w:val="both"/>
+      </w:pPr>
+      <w:r>
+        <w:rPr>
+          <w:rFonts w:ascii="Arial" w:eastAsia="Arial" w:hAnsi="Arial" w:cs="Arial"/>
+          <w:sz w:val="22"/>
+          <w:szCs w:val="22"/>
+        </w:rPr>
+        <w:t>A lo largo del proyecto se presentaron distintos desafíos técnicos que requirieron investigación y solución especifica:</w:t>
+      </w:r>
+    </w:p>
+    <w:p>
+      <w:pPr>
+        <w:spacing w:before="60" w:after="60"/>
+      </w:pPr>
+    </w:p>
+    <w:tbl>
+      <w:tblPr>
+        <w:tblW w:w="9638" w:type="dxa"/>
+        <w:tblBorders>
+          <w:top w:val="single" w:sz="4" w:space="0" w:color="auto"/>
+          <w:left w:val="single" w:sz="4" w:space="0" w:color="auto"/>
+          <w:bottom w:val="single" w:sz="4" w:space="0" w:color="auto"/>
+          <w:right w:val="single" w:sz="4" w:space="0" w:color="auto"/>
+          <w:insideH w:val="single" w:sz="4" w:space="0" w:color="auto"/>
+          <w:insideV w:val="single" w:sz="4" w:space="0" w:color="auto"/>
+        </w:tblBorders>
+        <w:tblCellMar>
+          <w:left w:w="10" w:type="dxa"/>
+          <w:right w:w="10" w:type="dxa"/>
+        </w:tblCellMar>
+        <w:tblLook w:val="0000" w:firstRow="0" w:lastRow="0" w:firstColumn="0" w:lastColumn="0" w:noHBand="0" w:noVBand="0"/>
+      </w:tblPr>
+      <w:tblGrid>
+        <w:gridCol w:w="2600"/>
+        <w:gridCol w:w="3400"/>
+        <w:gridCol w:w="3638"/>
+      </w:tblGrid>
+      <w:tr>
+        <w:tc>
+          <w:tcPr>
+            <w:tcW w:w="2600" w:type="dxa"/>
+            <w:tcBorders>
+              <w:top w:val="single" w:sz="4" w:space="0" w:color="CCCCCC"/>
+              <w:left w:val="single" w:sz="4" w:space="0" w:color="CCCCCC"/>
+              <w:bottom w:val="single" w:sz="4" w:space="0" w:color="CCCCCC"/>
+              <w:right w:val="single" w:sz="4" w:space="0" w:color="CCCCCC"/>
+            </w:tcBorders>
+            <w:shd w:val="clear" w:color="auto" w:fill="2E5090"/>
+            <w:tcMar>
+              <w:top w:w="80" w:type="dxa"/>
+              <w:left w:w="120" w:type="dxa"/>
+              <w:bottom w:w="80" w:type="dxa"/>
+              <w:right w:w="120" w:type="dxa"/>
+            </w:tcMar>
+          </w:tcPr>
+          <w:p>
+            <w:pPr>
+              <w:jc w:val="center"/>
+            </w:pPr>
+            <w:r>
+              <w:rPr>
+                <w:rFonts w:ascii="Arial" w:eastAsia="Arial" w:hAnsi="Arial" w:cs="Arial"/>
+                <w:b/>
+                <w:bCs/>
+                <w:color w:val="FFFFFF"/>
+                <w:sz w:val="20"/>
+                <w:szCs w:val="20"/>
+              </w:rPr>
+              <w:t>Dificultad</w:t>
+            </w:r>
+          </w:p>
+        </w:tc>
+        <w:tc>
+          <w:tcPr>
+            <w:tcW w:w="3400" w:type="dxa"/>
+            <w:tcBorders>
+              <w:top w:val="single" w:sz="4" w:space="0" w:color="CCCCCC"/>
+              <w:left w:val="single" w:sz="4" w:space="0" w:color="CCCCCC"/>
+              <w:bottom w:val="single" w:sz="4" w:space="0" w:color="CCCCCC"/>
+              <w:right w:val="single" w:sz="4" w:space="0" w:color="CCCCCC"/>
+            </w:tcBorders>
+            <w:shd w:val="clear" w:color="auto" w:fill="2E5090"/>
+            <w:tcMar>
+              <w:top w:w="80" w:type="dxa"/>
+              <w:left w:w="120" w:type="dxa"/>
+              <w:bottom w:w="80" w:type="dxa"/>
+              <w:right w:w="120" w:type="dxa"/>
+            </w:tcMar>
+          </w:tcPr>
+          <w:p>
+            <w:pPr>
+              <w:jc w:val="center"/>
+            </w:pPr>
+            <w:proofErr w:type="spellStart"/>
+            <w:r>
+              <w:rPr>
+                <w:rFonts w:ascii="Arial" w:eastAsia="Arial" w:hAnsi="Arial" w:cs="Arial"/>
+                <w:b/>
+                <w:bCs/>
+                <w:color w:val="FFFFFF"/>
+                <w:sz w:val="20"/>
+                <w:szCs w:val="20"/>
+              </w:rPr>
+              <w:t>Descripcion</w:t>
+            </w:r>
+            <w:proofErr w:type="spellEnd"/>
+          </w:p>
+        </w:tc>
+        <w:tc>
+          <w:tcPr>
+            <w:tcW w:w="3638" w:type="dxa"/>
+            <w:tcBorders>
+              <w:top w:val="single" w:sz="4" w:space="0" w:color="CCCCCC"/>
+              <w:left w:val="single" w:sz="4" w:space="0" w:color="CCCCCC"/>
+              <w:bottom w:val="single" w:sz="4" w:space="0" w:color="CCCCCC"/>
+              <w:right w:val="single" w:sz="4" w:space="0" w:color="CCCCCC"/>
+            </w:tcBorders>
+            <w:shd w:val="clear" w:color="auto" w:fill="2E5090"/>
+            <w:tcMar>
+              <w:top w:w="80" w:type="dxa"/>
+              <w:left w:w="120" w:type="dxa"/>
+              <w:bottom w:w="80" w:type="dxa"/>
+              <w:right w:w="120" w:type="dxa"/>
+            </w:tcMar>
+          </w:tcPr>
+          <w:p>
+            <w:pPr>
+              <w:jc w:val="center"/>
+            </w:pPr>
+            <w:proofErr w:type="spellStart"/>
+            <w:r>
+              <w:rPr>
+                <w:rFonts w:ascii="Arial" w:eastAsia="Arial" w:hAnsi="Arial" w:cs="Arial"/>
+                <w:b/>
+                <w:bCs/>
+                <w:color w:val="FFFFFF"/>
+                <w:sz w:val="20"/>
+                <w:szCs w:val="20"/>
+              </w:rPr>
+              <w:t>Solucion</w:t>
+            </w:r>
+            <w:proofErr w:type="spellEnd"/>
+            <w:r>
+              <w:rPr>
+                <w:rFonts w:ascii="Arial" w:eastAsia="Arial" w:hAnsi="Arial" w:cs="Arial"/>
+                <w:b/>
+                <w:bCs/>
+                <w:color w:val="FFFFFF"/>
+                <w:sz w:val="20"/>
+                <w:szCs w:val="20"/>
+              </w:rPr>
+              <w:t xml:space="preserve"> aplicada</w:t>
+            </w:r>
+          </w:p>
+        </w:tc>
+      </w:tr>
+      <w:tr>
+        <w:tc>
+          <w:tcPr>
+            <w:tcW w:w="2600" w:type="dxa"/>
+            <w:tcBorders>
+              <w:top w:val="single" w:sz="4" w:space="0" w:color="CCCCCC"/>
+              <w:left w:val="single" w:sz="4" w:space="0" w:color="CCCCCC"/>
+              <w:bottom w:val="single" w:sz="4" w:space="0" w:color="CCCCCC"/>
+              <w:right w:val="single" w:sz="4" w:space="0" w:color="CCCCCC"/>
+            </w:tcBorders>
+            <w:tcMar>
+              <w:top w:w="80" w:type="dxa"/>
+              <w:left w:w="120" w:type="dxa"/>
+              <w:bottom w:w="80" w:type="dxa"/>
+              <w:right w:w="120" w:type="dxa"/>
+            </w:tcMar>
+          </w:tcPr>
+          <w:p>
+            <w:r>
+              <w:rPr>
+                <w:rFonts w:ascii="Arial" w:eastAsia="Arial" w:hAnsi="Arial" w:cs="Arial"/>
+                <w:b/>
+                <w:bCs/>
+                <w:sz w:val="20"/>
+                <w:szCs w:val="20"/>
+              </w:rPr>
+              <w:t>Transacciones SQLite multi tabla</w:t>
+            </w:r>
+          </w:p>
+        </w:tc>
+        <w:tc>
+          <w:tcPr>
+            <w:tcW w:w="3400" w:type="dxa"/>
+            <w:tcBorders>
+              <w:top w:val="single" w:sz="4" w:space="0" w:color="CCCCCC"/>
+              <w:left w:val="single" w:sz="4" w:space="0" w:color="CCCCCC"/>
+              <w:bottom w:val="single" w:sz="4" w:space="0" w:color="CCCCCC"/>
+              <w:right w:val="single" w:sz="4" w:space="0" w:color="CCCCCC"/>
+            </w:tcBorders>
+            <w:tcMar>
+              <w:top w:w="80" w:type="dxa"/>
+              <w:left w:w="120" w:type="dxa"/>
+              <w:bottom w:w="80" w:type="dxa"/>
+              <w:right w:w="120" w:type="dxa"/>
+            </w:tcMar>
+          </w:tcPr>
+          <w:p>
+            <w:r>
+              <w:rPr>
+                <w:rFonts w:ascii="Arial" w:eastAsia="Arial" w:hAnsi="Arial" w:cs="Arial"/>
+                <w:sz w:val="20"/>
+                <w:szCs w:val="20"/>
+              </w:rPr>
+              <w:t xml:space="preserve">La operación de concretar venta requiere insertar en Ventas, insertar en </w:t>
+            </w:r>
+            <w:proofErr w:type="spellStart"/>
+            <w:r>
+              <w:rPr>
+                <w:rFonts w:ascii="Arial" w:eastAsia="Arial" w:hAnsi="Arial" w:cs="Arial"/>
+                <w:sz w:val="20"/>
+                <w:szCs w:val="20"/>
+              </w:rPr>
+              <w:t>Venta_Productos</w:t>
+            </w:r>
+            <w:proofErr w:type="spellEnd"/>
+            <w:r>
+              <w:rPr>
+                <w:rFonts w:ascii="Arial" w:eastAsia="Arial" w:hAnsi="Arial" w:cs="Arial"/>
+                <w:sz w:val="20"/>
+                <w:szCs w:val="20"/>
+              </w:rPr>
+              <w:t xml:space="preserve"> y actualizar Stock de cada producto, garantizando atomicidad completa.</w:t>
+            </w:r>
+          </w:p>
+        </w:tc>
+        <w:tc>
+          <w:tcPr>
+            <w:tcW w:w="3638" w:type="dxa"/>
+            <w:tcBorders>
+              <w:top w:val="single" w:sz="4" w:space="0" w:color="CCCCCC"/>
+              <w:left w:val="single" w:sz="4" w:space="0" w:color="CCCCCC"/>
+              <w:bottom w:val="single" w:sz="4" w:space="0" w:color="CCCCCC"/>
+              <w:right w:val="single" w:sz="4" w:space="0" w:color="CCCCCC"/>
+            </w:tcBorders>
+            <w:tcMar>
+              <w:top w:w="80" w:type="dxa"/>
+              <w:left w:w="120" w:type="dxa"/>
+              <w:bottom w:w="80" w:type="dxa"/>
+              <w:right w:w="120" w:type="dxa"/>
+            </w:tcMar>
+          </w:tcPr>
+          <w:p>
+            <w:r>
+              <w:rPr>
+                <w:rFonts w:ascii="Arial" w:eastAsia="Arial" w:hAnsi="Arial" w:cs="Arial"/>
+                <w:sz w:val="20"/>
+                <w:szCs w:val="20"/>
+              </w:rPr>
+              <w:t xml:space="preserve">Se implemento </w:t>
+            </w:r>
+            <w:proofErr w:type="spellStart"/>
+            <w:r>
+              <w:rPr>
+                <w:rFonts w:ascii="Arial" w:eastAsia="Arial" w:hAnsi="Arial" w:cs="Arial"/>
+                <w:sz w:val="20"/>
+                <w:szCs w:val="20"/>
+              </w:rPr>
+              <w:t>SQLiteTransaction</w:t>
+            </w:r>
+            <w:proofErr w:type="spellEnd"/>
+            <w:r>
+              <w:rPr>
+                <w:rFonts w:ascii="Arial" w:eastAsia="Arial" w:hAnsi="Arial" w:cs="Arial"/>
+                <w:sz w:val="20"/>
+                <w:szCs w:val="20"/>
+              </w:rPr>
+              <w:t xml:space="preserve"> en </w:t>
+            </w:r>
+            <w:proofErr w:type="spellStart"/>
+            <w:r>
+              <w:rPr>
+                <w:rFonts w:ascii="Arial" w:eastAsia="Arial" w:hAnsi="Arial" w:cs="Arial"/>
+                <w:sz w:val="20"/>
+                <w:szCs w:val="20"/>
+              </w:rPr>
+              <w:t>VentaService.Agregar</w:t>
+            </w:r>
+            <w:proofErr w:type="spellEnd"/>
+            <w:r>
+              <w:rPr>
+                <w:rFonts w:ascii="Arial" w:eastAsia="Arial" w:hAnsi="Arial" w:cs="Arial"/>
+                <w:sz w:val="20"/>
+                <w:szCs w:val="20"/>
+              </w:rPr>
+              <w:t xml:space="preserve">(), con </w:t>
+            </w:r>
+            <w:proofErr w:type="spellStart"/>
+            <w:r>
+              <w:rPr>
+                <w:rFonts w:ascii="Arial" w:eastAsia="Arial" w:hAnsi="Arial" w:cs="Arial"/>
+                <w:sz w:val="20"/>
+                <w:szCs w:val="20"/>
+              </w:rPr>
+              <w:t>rollback</w:t>
+            </w:r>
+            <w:proofErr w:type="spellEnd"/>
+            <w:r>
+              <w:rPr>
+                <w:rFonts w:ascii="Arial" w:eastAsia="Arial" w:hAnsi="Arial" w:cs="Arial"/>
+                <w:sz w:val="20"/>
+                <w:szCs w:val="20"/>
+              </w:rPr>
+              <w:t xml:space="preserve"> automático ante cualquier error, incluyendo validación previa de stock suficiente.</w:t>
+            </w:r>
+          </w:p>
+        </w:tc>
+      </w:tr>
+      <w:tr>
+        <w:tc>
+          <w:tcPr>
+            <w:tcW w:w="2600" w:type="dxa"/>
+            <w:tcBorders>
+              <w:top w:val="single" w:sz="4" w:space="0" w:color="CCCCCC"/>
+              <w:left w:val="single" w:sz="4" w:space="0" w:color="CCCCCC"/>
+              <w:bottom w:val="single" w:sz="4" w:space="0" w:color="CCCCCC"/>
+              <w:right w:val="single" w:sz="4" w:space="0" w:color="CCCCCC"/>
+            </w:tcBorders>
+            <w:tcMar>
+              <w:top w:w="80" w:type="dxa"/>
+              <w:left w:w="120" w:type="dxa"/>
+              <w:bottom w:w="80" w:type="dxa"/>
+              <w:right w:w="120" w:type="dxa"/>
+            </w:tcMar>
+          </w:tcPr>
+          <w:p>
+            <w:r>
+              <w:rPr>
+                <w:rFonts w:ascii="Arial" w:eastAsia="Arial" w:hAnsi="Arial" w:cs="Arial"/>
+                <w:b/>
+                <w:bCs/>
+                <w:sz w:val="20"/>
+                <w:szCs w:val="20"/>
+              </w:rPr>
+              <w:t>normalización de la base de datos</w:t>
+            </w:r>
+          </w:p>
+        </w:tc>
+        <w:tc>
+          <w:tcPr>
+            <w:tcW w:w="3400" w:type="dxa"/>
+            <w:tcBorders>
+              <w:top w:val="single" w:sz="4" w:space="0" w:color="CCCCCC"/>
+              <w:left w:val="single" w:sz="4" w:space="0" w:color="CCCCCC"/>
+              <w:bottom w:val="single" w:sz="4" w:space="0" w:color="CCCCCC"/>
+              <w:right w:val="single" w:sz="4" w:space="0" w:color="CCCCCC"/>
+            </w:tcBorders>
+            <w:tcMar>
+              <w:top w:w="80" w:type="dxa"/>
+              <w:left w:w="120" w:type="dxa"/>
+              <w:bottom w:w="80" w:type="dxa"/>
+              <w:right w:w="120" w:type="dxa"/>
+            </w:tcMar>
+          </w:tcPr>
+          <w:p>
+            <w:r>
+              <w:rPr>
+                <w:rFonts w:ascii="Arial" w:eastAsia="Arial" w:hAnsi="Arial" w:cs="Arial"/>
+                <w:sz w:val="20"/>
+                <w:szCs w:val="20"/>
+              </w:rPr>
+              <w:t xml:space="preserve">El esquema inicial tenía relaciones rotas: Aperturas tenía </w:t>
+            </w:r>
+            <w:proofErr w:type="spellStart"/>
+            <w:r>
+              <w:rPr>
+                <w:rFonts w:ascii="Arial" w:eastAsia="Arial" w:hAnsi="Arial" w:cs="Arial"/>
+                <w:sz w:val="20"/>
+                <w:szCs w:val="20"/>
+              </w:rPr>
+              <w:t>VentaID</w:t>
+            </w:r>
+            <w:proofErr w:type="spellEnd"/>
+            <w:r>
+              <w:rPr>
+                <w:rFonts w:ascii="Arial" w:eastAsia="Arial" w:hAnsi="Arial" w:cs="Arial"/>
+                <w:sz w:val="20"/>
+                <w:szCs w:val="20"/>
+              </w:rPr>
+              <w:t xml:space="preserve"> como columna (rompiendo normalización), y </w:t>
+            </w:r>
+            <w:proofErr w:type="spellStart"/>
+            <w:r>
+              <w:rPr>
+                <w:rFonts w:ascii="Arial" w:eastAsia="Arial" w:hAnsi="Arial" w:cs="Arial"/>
+                <w:sz w:val="20"/>
+                <w:szCs w:val="20"/>
+              </w:rPr>
+              <w:t>Venta_Producto</w:t>
+            </w:r>
+            <w:proofErr w:type="spellEnd"/>
+            <w:r>
+              <w:rPr>
+                <w:rFonts w:ascii="Arial" w:eastAsia="Arial" w:hAnsi="Arial" w:cs="Arial"/>
+                <w:sz w:val="20"/>
+                <w:szCs w:val="20"/>
+              </w:rPr>
+              <w:t xml:space="preserve"> no </w:t>
+            </w:r>
+            <w:proofErr w:type="spellStart"/>
+            <w:r>
+              <w:rPr>
+                <w:rFonts w:ascii="Arial" w:eastAsia="Arial" w:hAnsi="Arial" w:cs="Arial"/>
+                <w:sz w:val="20"/>
+                <w:szCs w:val="20"/>
+              </w:rPr>
+              <w:t>tenia</w:t>
+            </w:r>
+            <w:proofErr w:type="spellEnd"/>
+            <w:r>
+              <w:rPr>
+                <w:rFonts w:ascii="Arial" w:eastAsia="Arial" w:hAnsi="Arial" w:cs="Arial"/>
+                <w:sz w:val="20"/>
+                <w:szCs w:val="20"/>
+              </w:rPr>
+              <w:t xml:space="preserve"> Cantidad ni </w:t>
+            </w:r>
+            <w:proofErr w:type="spellStart"/>
+            <w:r>
+              <w:rPr>
+                <w:rFonts w:ascii="Arial" w:eastAsia="Arial" w:hAnsi="Arial" w:cs="Arial"/>
+                <w:sz w:val="20"/>
+                <w:szCs w:val="20"/>
+              </w:rPr>
+              <w:t>PrecioUnitario</w:t>
+            </w:r>
+            <w:proofErr w:type="spellEnd"/>
+            <w:r>
+              <w:rPr>
+                <w:rFonts w:ascii="Arial" w:eastAsia="Arial" w:hAnsi="Arial" w:cs="Arial"/>
+                <w:sz w:val="20"/>
+                <w:szCs w:val="20"/>
+              </w:rPr>
+              <w:t xml:space="preserve"> (</w:t>
+            </w:r>
+            <w:proofErr w:type="spellStart"/>
+            <w:r>
+              <w:rPr>
+                <w:rFonts w:ascii="Arial" w:eastAsia="Arial" w:hAnsi="Arial" w:cs="Arial"/>
+                <w:sz w:val="20"/>
+                <w:szCs w:val="20"/>
+              </w:rPr>
+              <w:t>snapshot</w:t>
+            </w:r>
+            <w:proofErr w:type="spellEnd"/>
+            <w:r>
+              <w:rPr>
+                <w:rFonts w:ascii="Arial" w:eastAsia="Arial" w:hAnsi="Arial" w:cs="Arial"/>
+                <w:sz w:val="20"/>
+                <w:szCs w:val="20"/>
+              </w:rPr>
+              <w:t xml:space="preserve"> del precio).</w:t>
+            </w:r>
+          </w:p>
+        </w:tc>
+        <w:tc>
+          <w:tcPr>
+            <w:tcW w:w="3638" w:type="dxa"/>
+            <w:tcBorders>
+              <w:top w:val="single" w:sz="4" w:space="0" w:color="CCCCCC"/>
+              <w:left w:val="single" w:sz="4" w:space="0" w:color="CCCCCC"/>
+              <w:bottom w:val="single" w:sz="4" w:space="0" w:color="CCCCCC"/>
+              <w:right w:val="single" w:sz="4" w:space="0" w:color="CCCCCC"/>
+            </w:tcBorders>
+            <w:tcMar>
+              <w:top w:w="80" w:type="dxa"/>
+              <w:left w:w="120" w:type="dxa"/>
+              <w:bottom w:w="80" w:type="dxa"/>
+              <w:right w:w="120" w:type="dxa"/>
+            </w:tcMar>
+          </w:tcPr>
+          <w:p>
+            <w:r>
+              <w:rPr>
+                <w:rFonts w:ascii="Arial" w:eastAsia="Arial" w:hAnsi="Arial" w:cs="Arial"/>
+                <w:sz w:val="20"/>
+                <w:szCs w:val="20"/>
+              </w:rPr>
+              <w:t xml:space="preserve">Se rediseño el esquema: Cajas absorbe apertura y cierre en una sola tabla con Estado (Abierta/Cerrada); </w:t>
+            </w:r>
+            <w:proofErr w:type="spellStart"/>
+            <w:r>
+              <w:rPr>
+                <w:rFonts w:ascii="Arial" w:eastAsia="Arial" w:hAnsi="Arial" w:cs="Arial"/>
+                <w:sz w:val="20"/>
+                <w:szCs w:val="20"/>
+              </w:rPr>
+              <w:t>Venta_Productos</w:t>
+            </w:r>
+            <w:proofErr w:type="spellEnd"/>
+            <w:r>
+              <w:rPr>
+                <w:rFonts w:ascii="Arial" w:eastAsia="Arial" w:hAnsi="Arial" w:cs="Arial"/>
+                <w:sz w:val="20"/>
+                <w:szCs w:val="20"/>
+              </w:rPr>
+              <w:t xml:space="preserve"> incorpora Cantidad, </w:t>
+            </w:r>
+            <w:proofErr w:type="spellStart"/>
+            <w:r>
+              <w:rPr>
+                <w:rFonts w:ascii="Arial" w:eastAsia="Arial" w:hAnsi="Arial" w:cs="Arial"/>
+                <w:sz w:val="20"/>
+                <w:szCs w:val="20"/>
+              </w:rPr>
+              <w:t>PrecioUnitario</w:t>
+            </w:r>
+            <w:proofErr w:type="spellEnd"/>
+            <w:r>
+              <w:rPr>
+                <w:rFonts w:ascii="Arial" w:eastAsia="Arial" w:hAnsi="Arial" w:cs="Arial"/>
+                <w:sz w:val="20"/>
+                <w:szCs w:val="20"/>
+              </w:rPr>
+              <w:t xml:space="preserve"> y Subtotal para preservar el precio histórico.</w:t>
+            </w:r>
+          </w:p>
+        </w:tc>
+      </w:tr>
+      <w:tr>
+        <w:tc>
+          <w:tcPr>
+            <w:tcW w:w="2600" w:type="dxa"/>
+            <w:tcBorders>
+              <w:top w:val="single" w:sz="4" w:space="0" w:color="CCCCCC"/>
+              <w:left w:val="single" w:sz="4" w:space="0" w:color="CCCCCC"/>
+              <w:bottom w:val="single" w:sz="4" w:space="0" w:color="CCCCCC"/>
+              <w:right w:val="single" w:sz="4" w:space="0" w:color="CCCCCC"/>
+            </w:tcBorders>
+            <w:tcMar>
+              <w:top w:w="80" w:type="dxa"/>
+              <w:left w:w="120" w:type="dxa"/>
+              <w:bottom w:w="80" w:type="dxa"/>
+              <w:right w:w="120" w:type="dxa"/>
+            </w:tcMar>
+          </w:tcPr>
+          <w:p>
+            <w:r>
+              <w:rPr>
+                <w:rFonts w:ascii="Arial" w:eastAsia="Arial" w:hAnsi="Arial" w:cs="Arial"/>
+                <w:b/>
+                <w:bCs/>
+                <w:sz w:val="20"/>
+                <w:szCs w:val="20"/>
+              </w:rPr>
+              <w:lastRenderedPageBreak/>
+              <w:t>integración de la API de cotizaciones</w:t>
+            </w:r>
+          </w:p>
+        </w:tc>
+        <w:tc>
+          <w:tcPr>
+            <w:tcW w:w="3400" w:type="dxa"/>
+            <w:tcBorders>
+              <w:top w:val="single" w:sz="4" w:space="0" w:color="CCCCCC"/>
+              <w:left w:val="single" w:sz="4" w:space="0" w:color="CCCCCC"/>
+              <w:bottom w:val="single" w:sz="4" w:space="0" w:color="CCCCCC"/>
+              <w:right w:val="single" w:sz="4" w:space="0" w:color="CCCCCC"/>
+            </w:tcBorders>
+            <w:tcMar>
+              <w:top w:w="80" w:type="dxa"/>
+              <w:left w:w="120" w:type="dxa"/>
+              <w:bottom w:w="80" w:type="dxa"/>
+              <w:right w:w="120" w:type="dxa"/>
+            </w:tcMar>
+          </w:tcPr>
+          <w:p>
+            <w:r>
+              <w:rPr>
+                <w:rFonts w:ascii="Arial" w:eastAsia="Arial" w:hAnsi="Arial" w:cs="Arial"/>
+                <w:sz w:val="20"/>
+                <w:szCs w:val="20"/>
+              </w:rPr>
+              <w:t>Las llamadas HTTP son asíncronas (</w:t>
+            </w:r>
+            <w:proofErr w:type="spellStart"/>
+            <w:r>
+              <w:rPr>
+                <w:rFonts w:ascii="Arial" w:eastAsia="Arial" w:hAnsi="Arial" w:cs="Arial"/>
+                <w:sz w:val="20"/>
+                <w:szCs w:val="20"/>
+              </w:rPr>
+              <w:t>async</w:t>
+            </w:r>
+            <w:proofErr w:type="spellEnd"/>
+            <w:r>
+              <w:rPr>
+                <w:rFonts w:ascii="Arial" w:eastAsia="Arial" w:hAnsi="Arial" w:cs="Arial"/>
+                <w:sz w:val="20"/>
+                <w:szCs w:val="20"/>
+              </w:rPr>
+              <w:t>/</w:t>
+            </w:r>
+            <w:proofErr w:type="spellStart"/>
+            <w:r>
+              <w:rPr>
+                <w:rFonts w:ascii="Arial" w:eastAsia="Arial" w:hAnsi="Arial" w:cs="Arial"/>
+                <w:sz w:val="20"/>
+                <w:szCs w:val="20"/>
+              </w:rPr>
+              <w:t>await</w:t>
+            </w:r>
+            <w:proofErr w:type="spellEnd"/>
+            <w:r>
+              <w:rPr>
+                <w:rFonts w:ascii="Arial" w:eastAsia="Arial" w:hAnsi="Arial" w:cs="Arial"/>
+                <w:sz w:val="20"/>
+                <w:szCs w:val="20"/>
+              </w:rPr>
+              <w:t xml:space="preserve">) pero los formularios Windows </w:t>
+            </w:r>
+            <w:proofErr w:type="spellStart"/>
+            <w:r>
+              <w:rPr>
+                <w:rFonts w:ascii="Arial" w:eastAsia="Arial" w:hAnsi="Arial" w:cs="Arial"/>
+                <w:sz w:val="20"/>
+                <w:szCs w:val="20"/>
+              </w:rPr>
+              <w:t>Forms</w:t>
+            </w:r>
+            <w:proofErr w:type="spellEnd"/>
+            <w:r>
+              <w:rPr>
+                <w:rFonts w:ascii="Arial" w:eastAsia="Arial" w:hAnsi="Arial" w:cs="Arial"/>
+                <w:sz w:val="20"/>
+                <w:szCs w:val="20"/>
+              </w:rPr>
+              <w:t xml:space="preserve"> tienen restricciones en el manejo del contexto de sincronización.</w:t>
+            </w:r>
+          </w:p>
+        </w:tc>
+        <w:tc>
+          <w:tcPr>
+            <w:tcW w:w="3638" w:type="dxa"/>
+            <w:tcBorders>
+              <w:top w:val="single" w:sz="4" w:space="0" w:color="CCCCCC"/>
+              <w:left w:val="single" w:sz="4" w:space="0" w:color="CCCCCC"/>
+              <w:bottom w:val="single" w:sz="4" w:space="0" w:color="CCCCCC"/>
+              <w:right w:val="single" w:sz="4" w:space="0" w:color="CCCCCC"/>
+            </w:tcBorders>
+            <w:tcMar>
+              <w:top w:w="80" w:type="dxa"/>
+              <w:left w:w="120" w:type="dxa"/>
+              <w:bottom w:w="80" w:type="dxa"/>
+              <w:right w:w="120" w:type="dxa"/>
+            </w:tcMar>
+          </w:tcPr>
+          <w:p>
+            <w:r>
+              <w:rPr>
+                <w:rFonts w:ascii="Arial" w:eastAsia="Arial" w:hAnsi="Arial" w:cs="Arial"/>
+                <w:sz w:val="20"/>
+                <w:szCs w:val="20"/>
+              </w:rPr>
+              <w:t xml:space="preserve">Se utilizaron métodos </w:t>
+            </w:r>
+            <w:proofErr w:type="spellStart"/>
+            <w:r>
+              <w:rPr>
+                <w:rFonts w:ascii="Arial" w:eastAsia="Arial" w:hAnsi="Arial" w:cs="Arial"/>
+                <w:sz w:val="20"/>
+                <w:szCs w:val="20"/>
+              </w:rPr>
+              <w:t>async</w:t>
+            </w:r>
+            <w:proofErr w:type="spellEnd"/>
+            <w:r>
+              <w:rPr>
+                <w:rFonts w:ascii="Arial" w:eastAsia="Arial" w:hAnsi="Arial" w:cs="Arial"/>
+                <w:sz w:val="20"/>
+                <w:szCs w:val="20"/>
+              </w:rPr>
+              <w:t xml:space="preserve"> </w:t>
+            </w:r>
+            <w:proofErr w:type="spellStart"/>
+            <w:r>
+              <w:rPr>
+                <w:rFonts w:ascii="Arial" w:eastAsia="Arial" w:hAnsi="Arial" w:cs="Arial"/>
+                <w:sz w:val="20"/>
+                <w:szCs w:val="20"/>
+              </w:rPr>
+              <w:t>void</w:t>
+            </w:r>
+            <w:proofErr w:type="spellEnd"/>
+            <w:r>
+              <w:rPr>
+                <w:rFonts w:ascii="Arial" w:eastAsia="Arial" w:hAnsi="Arial" w:cs="Arial"/>
+                <w:sz w:val="20"/>
+                <w:szCs w:val="20"/>
+              </w:rPr>
+              <w:t xml:space="preserve"> para los </w:t>
+            </w:r>
+            <w:proofErr w:type="spellStart"/>
+            <w:r>
+              <w:rPr>
+                <w:rFonts w:ascii="Arial" w:eastAsia="Arial" w:hAnsi="Arial" w:cs="Arial"/>
+                <w:sz w:val="20"/>
+                <w:szCs w:val="20"/>
+              </w:rPr>
+              <w:t>handlers</w:t>
+            </w:r>
+            <w:proofErr w:type="spellEnd"/>
+            <w:r>
+              <w:rPr>
+                <w:rFonts w:ascii="Arial" w:eastAsia="Arial" w:hAnsi="Arial" w:cs="Arial"/>
+                <w:sz w:val="20"/>
+                <w:szCs w:val="20"/>
+              </w:rPr>
+              <w:t xml:space="preserve"> de eventos de botón y </w:t>
+            </w:r>
+            <w:proofErr w:type="spellStart"/>
+            <w:r>
+              <w:rPr>
+                <w:rFonts w:ascii="Arial" w:eastAsia="Arial" w:hAnsi="Arial" w:cs="Arial"/>
+                <w:sz w:val="20"/>
+                <w:szCs w:val="20"/>
+              </w:rPr>
+              <w:t>async</w:t>
+            </w:r>
+            <w:proofErr w:type="spellEnd"/>
+            <w:r>
+              <w:rPr>
+                <w:rFonts w:ascii="Arial" w:eastAsia="Arial" w:hAnsi="Arial" w:cs="Arial"/>
+                <w:sz w:val="20"/>
+                <w:szCs w:val="20"/>
+              </w:rPr>
+              <w:t xml:space="preserve"> </w:t>
+            </w:r>
+            <w:proofErr w:type="spellStart"/>
+            <w:r>
+              <w:rPr>
+                <w:rFonts w:ascii="Arial" w:eastAsia="Arial" w:hAnsi="Arial" w:cs="Arial"/>
+                <w:sz w:val="20"/>
+                <w:szCs w:val="20"/>
+              </w:rPr>
+              <w:t>Task</w:t>
+            </w:r>
+            <w:proofErr w:type="spellEnd"/>
+            <w:r>
+              <w:rPr>
+                <w:rFonts w:ascii="Arial" w:eastAsia="Arial" w:hAnsi="Arial" w:cs="Arial"/>
+                <w:sz w:val="20"/>
+                <w:szCs w:val="20"/>
+              </w:rPr>
+              <w:t xml:space="preserve"> para los métodos de carga, garantizando que la UI no se bloquee durante la consulta a la API.</w:t>
+            </w:r>
+          </w:p>
+        </w:tc>
+      </w:tr>
+      <w:tr>
+        <w:tc>
+          <w:tcPr>
+            <w:tcW w:w="2600" w:type="dxa"/>
+            <w:tcBorders>
+              <w:top w:val="single" w:sz="4" w:space="0" w:color="CCCCCC"/>
+              <w:left w:val="single" w:sz="4" w:space="0" w:color="CCCCCC"/>
+              <w:bottom w:val="single" w:sz="4" w:space="0" w:color="CCCCCC"/>
+              <w:right w:val="single" w:sz="4" w:space="0" w:color="CCCCCC"/>
+            </w:tcBorders>
+            <w:tcMar>
+              <w:top w:w="80" w:type="dxa"/>
+              <w:left w:w="120" w:type="dxa"/>
+              <w:bottom w:w="80" w:type="dxa"/>
+              <w:right w:w="120" w:type="dxa"/>
+            </w:tcMar>
+          </w:tcPr>
+          <w:p>
+            <w:r>
+              <w:rPr>
+                <w:rFonts w:ascii="Arial" w:eastAsia="Arial" w:hAnsi="Arial" w:cs="Arial"/>
+                <w:b/>
+                <w:bCs/>
+                <w:sz w:val="20"/>
+                <w:szCs w:val="20"/>
+              </w:rPr>
+              <w:t>gestión de la base de datos en App Data</w:t>
+            </w:r>
+          </w:p>
+        </w:tc>
+        <w:tc>
+          <w:tcPr>
+            <w:tcW w:w="3400" w:type="dxa"/>
+            <w:tcBorders>
+              <w:top w:val="single" w:sz="4" w:space="0" w:color="CCCCCC"/>
+              <w:left w:val="single" w:sz="4" w:space="0" w:color="CCCCCC"/>
+              <w:bottom w:val="single" w:sz="4" w:space="0" w:color="CCCCCC"/>
+              <w:right w:val="single" w:sz="4" w:space="0" w:color="CCCCCC"/>
+            </w:tcBorders>
+            <w:tcMar>
+              <w:top w:w="80" w:type="dxa"/>
+              <w:left w:w="120" w:type="dxa"/>
+              <w:bottom w:w="80" w:type="dxa"/>
+              <w:right w:w="120" w:type="dxa"/>
+            </w:tcMar>
+          </w:tcPr>
+          <w:p>
+            <w:r>
+              <w:rPr>
+                <w:rFonts w:ascii="Arial" w:eastAsia="Arial" w:hAnsi="Arial" w:cs="Arial"/>
+                <w:sz w:val="20"/>
+                <w:szCs w:val="20"/>
+              </w:rPr>
+              <w:t xml:space="preserve">La BD debe copiarse del directorio del proyecto a </w:t>
+            </w:r>
+            <w:proofErr w:type="spellStart"/>
+            <w:r>
+              <w:rPr>
+                <w:rFonts w:ascii="Arial" w:eastAsia="Arial" w:hAnsi="Arial" w:cs="Arial"/>
+                <w:sz w:val="20"/>
+                <w:szCs w:val="20"/>
+              </w:rPr>
+              <w:t>AppData</w:t>
+            </w:r>
+            <w:proofErr w:type="spellEnd"/>
+            <w:r>
+              <w:rPr>
+                <w:rFonts w:ascii="Arial" w:eastAsia="Arial" w:hAnsi="Arial" w:cs="Arial"/>
+                <w:sz w:val="20"/>
+                <w:szCs w:val="20"/>
+              </w:rPr>
+              <w:t xml:space="preserve"> al primer inicio y mantenerse actualizada, con soporte de </w:t>
+            </w:r>
+            <w:proofErr w:type="spellStart"/>
+            <w:r>
+              <w:rPr>
+                <w:rFonts w:ascii="Arial" w:eastAsia="Arial" w:hAnsi="Arial" w:cs="Arial"/>
+                <w:sz w:val="20"/>
+                <w:szCs w:val="20"/>
+              </w:rPr>
+              <w:t>backup</w:t>
+            </w:r>
+            <w:proofErr w:type="spellEnd"/>
+            <w:r>
+              <w:rPr>
+                <w:rFonts w:ascii="Arial" w:eastAsia="Arial" w:hAnsi="Arial" w:cs="Arial"/>
+                <w:sz w:val="20"/>
+                <w:szCs w:val="20"/>
+              </w:rPr>
+              <w:t>. Esto con la finalidad de que el usuario no tenga fácil acceso.</w:t>
+            </w:r>
+          </w:p>
+        </w:tc>
+        <w:tc>
+          <w:tcPr>
+            <w:tcW w:w="3638" w:type="dxa"/>
+            <w:tcBorders>
+              <w:top w:val="single" w:sz="4" w:space="0" w:color="CCCCCC"/>
+              <w:left w:val="single" w:sz="4" w:space="0" w:color="CCCCCC"/>
+              <w:bottom w:val="single" w:sz="4" w:space="0" w:color="CCCCCC"/>
+              <w:right w:val="single" w:sz="4" w:space="0" w:color="CCCCCC"/>
+            </w:tcBorders>
+            <w:tcMar>
+              <w:top w:w="80" w:type="dxa"/>
+              <w:left w:w="120" w:type="dxa"/>
+              <w:bottom w:w="80" w:type="dxa"/>
+              <w:right w:w="120" w:type="dxa"/>
+            </w:tcMar>
+          </w:tcPr>
+          <w:p>
+            <w:r>
+              <w:rPr>
+                <w:rFonts w:ascii="Arial" w:eastAsia="Arial" w:hAnsi="Arial" w:cs="Arial"/>
+                <w:sz w:val="20"/>
+                <w:szCs w:val="20"/>
+              </w:rPr>
+              <w:t xml:space="preserve">La clase Conectar centraliza toda la </w:t>
+            </w:r>
+            <w:proofErr w:type="spellStart"/>
+            <w:r>
+              <w:rPr>
+                <w:rFonts w:ascii="Arial" w:eastAsia="Arial" w:hAnsi="Arial" w:cs="Arial"/>
+                <w:sz w:val="20"/>
+                <w:szCs w:val="20"/>
+              </w:rPr>
+              <w:t>logica</w:t>
+            </w:r>
+            <w:proofErr w:type="spellEnd"/>
+            <w:r>
+              <w:rPr>
+                <w:rFonts w:ascii="Arial" w:eastAsia="Arial" w:hAnsi="Arial" w:cs="Arial"/>
+                <w:sz w:val="20"/>
+                <w:szCs w:val="20"/>
+              </w:rPr>
+              <w:t xml:space="preserve">: </w:t>
+            </w:r>
+            <w:proofErr w:type="gramStart"/>
+            <w:r>
+              <w:rPr>
+                <w:rFonts w:ascii="Arial" w:eastAsia="Arial" w:hAnsi="Arial" w:cs="Arial"/>
+                <w:sz w:val="20"/>
+                <w:szCs w:val="20"/>
+              </w:rPr>
+              <w:t>Comprobar(</w:t>
+            </w:r>
+            <w:proofErr w:type="gramEnd"/>
+            <w:r>
+              <w:rPr>
+                <w:rFonts w:ascii="Arial" w:eastAsia="Arial" w:hAnsi="Arial" w:cs="Arial"/>
+                <w:sz w:val="20"/>
+                <w:szCs w:val="20"/>
+              </w:rPr>
+              <w:t xml:space="preserve">) crea la carpeta y copia la BD; </w:t>
+            </w:r>
+            <w:proofErr w:type="spellStart"/>
+            <w:proofErr w:type="gramStart"/>
+            <w:r>
+              <w:rPr>
+                <w:rFonts w:ascii="Arial" w:eastAsia="Arial" w:hAnsi="Arial" w:cs="Arial"/>
+                <w:sz w:val="20"/>
+                <w:szCs w:val="20"/>
+              </w:rPr>
+              <w:t>CrearBackUp</w:t>
+            </w:r>
+            <w:proofErr w:type="spellEnd"/>
+            <w:r>
+              <w:rPr>
+                <w:rFonts w:ascii="Arial" w:eastAsia="Arial" w:hAnsi="Arial" w:cs="Arial"/>
+                <w:sz w:val="20"/>
+                <w:szCs w:val="20"/>
+              </w:rPr>
+              <w:t>(</w:t>
+            </w:r>
+            <w:proofErr w:type="gramEnd"/>
+            <w:r>
+              <w:rPr>
+                <w:rFonts w:ascii="Arial" w:eastAsia="Arial" w:hAnsi="Arial" w:cs="Arial"/>
+                <w:sz w:val="20"/>
+                <w:szCs w:val="20"/>
+              </w:rPr>
+              <w:t xml:space="preserve">) genera el respaldo; </w:t>
+            </w:r>
+            <w:proofErr w:type="spellStart"/>
+            <w:proofErr w:type="gramStart"/>
+            <w:r>
+              <w:rPr>
+                <w:rFonts w:ascii="Arial" w:eastAsia="Arial" w:hAnsi="Arial" w:cs="Arial"/>
+                <w:sz w:val="20"/>
+                <w:szCs w:val="20"/>
+              </w:rPr>
+              <w:t>ObtenerConexion</w:t>
+            </w:r>
+            <w:proofErr w:type="spellEnd"/>
+            <w:r>
+              <w:rPr>
+                <w:rFonts w:ascii="Arial" w:eastAsia="Arial" w:hAnsi="Arial" w:cs="Arial"/>
+                <w:sz w:val="20"/>
+                <w:szCs w:val="20"/>
+              </w:rPr>
+              <w:t>(</w:t>
+            </w:r>
+            <w:proofErr w:type="gramEnd"/>
+            <w:r>
+              <w:rPr>
+                <w:rFonts w:ascii="Arial" w:eastAsia="Arial" w:hAnsi="Arial" w:cs="Arial"/>
+                <w:sz w:val="20"/>
+                <w:szCs w:val="20"/>
+              </w:rPr>
+              <w:t xml:space="preserve">) siempre apunta a la ruta de </w:t>
+            </w:r>
+            <w:proofErr w:type="spellStart"/>
+            <w:r>
+              <w:rPr>
+                <w:rFonts w:ascii="Arial" w:eastAsia="Arial" w:hAnsi="Arial" w:cs="Arial"/>
+                <w:sz w:val="20"/>
+                <w:szCs w:val="20"/>
+              </w:rPr>
+              <w:t>AppData</w:t>
+            </w:r>
+            <w:proofErr w:type="spellEnd"/>
+            <w:r>
+              <w:rPr>
+                <w:rFonts w:ascii="Arial" w:eastAsia="Arial" w:hAnsi="Arial" w:cs="Arial"/>
+                <w:sz w:val="20"/>
+                <w:szCs w:val="20"/>
+              </w:rPr>
+              <w:t>.</w:t>
+            </w:r>
+          </w:p>
+        </w:tc>
+      </w:tr>
+    </w:tbl>
+    <w:p>
+      <w:pPr>
+        <w:spacing w:before="60" w:after="60"/>
+      </w:pPr>
+    </w:p>
+    <w:p>
+      <w:pPr>
+        <w:pStyle w:val="Ttulo2"/>
+      </w:pPr>
+      <w:r>
+        <w:rPr>
+          <w:rFonts w:eastAsia="Arial"/>
+        </w:rPr>
+        <w:t>satisfacción</w:t>
+      </w:r>
+      <w:r>
+        <w:rPr>
+          <w:rFonts w:eastAsia="Arial"/>
+        </w:rPr>
+        <w:t xml:space="preserve"> de los Requerimientos</w:t>
+      </w:r>
+    </w:p>
+    <w:p>
+      <w:pPr>
+        <w:spacing w:before="80" w:after="80"/>
+        <w:jc w:val="both"/>
+      </w:pPr>
+      <w:r>
+        <w:rPr>
+          <w:rFonts w:ascii="Arial" w:eastAsia="Arial" w:hAnsi="Arial" w:cs="Arial"/>
+          <w:sz w:val="22"/>
+          <w:szCs w:val="22"/>
+        </w:rPr>
+        <w:t xml:space="preserve">El sistema LAM7ARA satisface la totalidad de los requerimientos funcionales establecidos en la primera entrega. Todos los módulos planificados fueron implementados y son completamente operativos: </w:t>
+      </w:r>
+      <w:r>
+        <w:rPr>
+          <w:rFonts w:ascii="Arial" w:eastAsia="Arial" w:hAnsi="Arial" w:cs="Arial"/>
+          <w:sz w:val="22"/>
+          <w:szCs w:val="22"/>
+        </w:rPr>
+        <w:t>gestión</w:t>
+      </w:r>
+      <w:r>
+        <w:rPr>
+          <w:rFonts w:ascii="Arial" w:eastAsia="Arial" w:hAnsi="Arial" w:cs="Arial"/>
+          <w:sz w:val="22"/>
+          <w:szCs w:val="22"/>
+        </w:rPr>
+        <w:t xml:space="preserve"> de productos con alertas de stock, </w:t>
+      </w:r>
+      <w:r>
+        <w:rPr>
+          <w:rFonts w:ascii="Arial" w:eastAsia="Arial" w:hAnsi="Arial" w:cs="Arial"/>
+          <w:sz w:val="22"/>
+          <w:szCs w:val="22"/>
+        </w:rPr>
+        <w:t>gestión</w:t>
+      </w:r>
+      <w:r>
+        <w:rPr>
+          <w:rFonts w:ascii="Arial" w:eastAsia="Arial" w:hAnsi="Arial" w:cs="Arial"/>
+          <w:sz w:val="22"/>
+          <w:szCs w:val="22"/>
+        </w:rPr>
+        <w:t xml:space="preserve"> de clientes, registro de ventas con </w:t>
+      </w:r>
+      <w:r>
+        <w:rPr>
+          <w:rFonts w:ascii="Arial" w:eastAsia="Arial" w:hAnsi="Arial" w:cs="Arial"/>
+          <w:sz w:val="22"/>
+          <w:szCs w:val="22"/>
+        </w:rPr>
+        <w:t>múltiples</w:t>
+      </w:r>
+      <w:r>
+        <w:rPr>
+          <w:rFonts w:ascii="Arial" w:eastAsia="Arial" w:hAnsi="Arial" w:cs="Arial"/>
+          <w:sz w:val="22"/>
+          <w:szCs w:val="22"/>
+        </w:rPr>
+        <w:t xml:space="preserve"> productos por </w:t>
+      </w:r>
+      <w:r>
+        <w:rPr>
+          <w:rFonts w:ascii="Arial" w:eastAsia="Arial" w:hAnsi="Arial" w:cs="Arial"/>
+          <w:sz w:val="22"/>
+          <w:szCs w:val="22"/>
+        </w:rPr>
+        <w:t>operación</w:t>
+      </w:r>
+      <w:r>
+        <w:rPr>
+          <w:rFonts w:ascii="Arial" w:eastAsia="Arial" w:hAnsi="Arial" w:cs="Arial"/>
+          <w:sz w:val="22"/>
+          <w:szCs w:val="22"/>
+        </w:rPr>
+        <w:t xml:space="preserve">, caja con apertura y cierre, </w:t>
+      </w:r>
+      <w:proofErr w:type="spellStart"/>
+      <w:r>
+        <w:rPr>
+          <w:rFonts w:ascii="Arial" w:eastAsia="Arial" w:hAnsi="Arial" w:cs="Arial"/>
+          <w:sz w:val="22"/>
+          <w:szCs w:val="22"/>
+        </w:rPr>
+        <w:t>dashboard</w:t>
+      </w:r>
+      <w:proofErr w:type="spellEnd"/>
+      <w:r>
+        <w:rPr>
+          <w:rFonts w:ascii="Arial" w:eastAsia="Arial" w:hAnsi="Arial" w:cs="Arial"/>
+          <w:sz w:val="22"/>
+          <w:szCs w:val="22"/>
+        </w:rPr>
+        <w:t xml:space="preserve"> con </w:t>
+      </w:r>
+      <w:r>
+        <w:rPr>
+          <w:rFonts w:ascii="Arial" w:eastAsia="Arial" w:hAnsi="Arial" w:cs="Arial"/>
+          <w:sz w:val="22"/>
+          <w:szCs w:val="22"/>
+        </w:rPr>
+        <w:t>cotización</w:t>
+      </w:r>
+      <w:r>
+        <w:rPr>
+          <w:rFonts w:ascii="Arial" w:eastAsia="Arial" w:hAnsi="Arial" w:cs="Arial"/>
+          <w:sz w:val="22"/>
+          <w:szCs w:val="22"/>
+        </w:rPr>
+        <w:t xml:space="preserve"> del </w:t>
+      </w:r>
+      <w:r>
+        <w:rPr>
+          <w:rFonts w:ascii="Arial" w:eastAsia="Arial" w:hAnsi="Arial" w:cs="Arial"/>
+          <w:sz w:val="22"/>
+          <w:szCs w:val="22"/>
+        </w:rPr>
+        <w:t>dólar</w:t>
+      </w:r>
+      <w:r>
+        <w:rPr>
+          <w:rFonts w:ascii="Arial" w:eastAsia="Arial" w:hAnsi="Arial" w:cs="Arial"/>
+          <w:sz w:val="22"/>
+          <w:szCs w:val="22"/>
+        </w:rPr>
+        <w:t xml:space="preserve"> y </w:t>
+      </w:r>
+      <w:r>
+        <w:rPr>
+          <w:rFonts w:ascii="Arial" w:eastAsia="Arial" w:hAnsi="Arial" w:cs="Arial"/>
+          <w:sz w:val="22"/>
+          <w:szCs w:val="22"/>
+        </w:rPr>
+        <w:t>generación</w:t>
+      </w:r>
+      <w:r>
+        <w:rPr>
+          <w:rFonts w:ascii="Arial" w:eastAsia="Arial" w:hAnsi="Arial" w:cs="Arial"/>
+          <w:sz w:val="22"/>
+          <w:szCs w:val="22"/>
+        </w:rPr>
+        <w:t xml:space="preserve"> de comprobantes PDF.</w:t>
+      </w:r>
+    </w:p>
+    <w:p>
+      <w:pPr>
+        <w:spacing w:before="80" w:after="80"/>
+        <w:jc w:val="both"/>
+      </w:pPr>
+      <w:r>
+        <w:rPr>
+          <w:rFonts w:ascii="Arial" w:eastAsia="Arial" w:hAnsi="Arial" w:cs="Arial"/>
+          <w:sz w:val="22"/>
+          <w:szCs w:val="22"/>
+        </w:rPr>
+        <w:t xml:space="preserve">Los requerimientos no funcionales </w:t>
+      </w:r>
+      <w:r>
+        <w:rPr>
+          <w:rFonts w:ascii="Arial" w:eastAsia="Arial" w:hAnsi="Arial" w:cs="Arial"/>
+          <w:sz w:val="22"/>
+          <w:szCs w:val="22"/>
+        </w:rPr>
+        <w:t>también</w:t>
+      </w:r>
+      <w:r>
+        <w:rPr>
+          <w:rFonts w:ascii="Arial" w:eastAsia="Arial" w:hAnsi="Arial" w:cs="Arial"/>
+          <w:sz w:val="22"/>
+          <w:szCs w:val="22"/>
+        </w:rPr>
+        <w:t xml:space="preserve"> se cumplieron: las consultas a SQLite usan </w:t>
+      </w:r>
+      <w:r>
+        <w:rPr>
+          <w:rFonts w:ascii="Arial" w:eastAsia="Arial" w:hAnsi="Arial" w:cs="Arial"/>
+          <w:sz w:val="22"/>
+          <w:szCs w:val="22"/>
+        </w:rPr>
+        <w:t>parámetros</w:t>
+      </w:r>
+      <w:r>
+        <w:rPr>
+          <w:rFonts w:ascii="Arial" w:eastAsia="Arial" w:hAnsi="Arial" w:cs="Arial"/>
+          <w:sz w:val="22"/>
+          <w:szCs w:val="22"/>
+        </w:rPr>
+        <w:t xml:space="preserve"> para prevenir </w:t>
+      </w:r>
+      <w:r>
+        <w:rPr>
+          <w:rFonts w:ascii="Arial" w:eastAsia="Arial" w:hAnsi="Arial" w:cs="Arial"/>
+          <w:sz w:val="22"/>
+          <w:szCs w:val="22"/>
+        </w:rPr>
+        <w:t>inyección</w:t>
+      </w:r>
+      <w:r>
+        <w:rPr>
+          <w:rFonts w:ascii="Arial" w:eastAsia="Arial" w:hAnsi="Arial" w:cs="Arial"/>
+          <w:sz w:val="22"/>
+          <w:szCs w:val="22"/>
+        </w:rPr>
+        <w:t xml:space="preserve"> SQL, la interfaz mantiene el </w:t>
+      </w:r>
+      <w:proofErr w:type="spellStart"/>
+      <w:r>
+        <w:rPr>
+          <w:rFonts w:ascii="Arial" w:eastAsia="Arial" w:hAnsi="Arial" w:cs="Arial"/>
+          <w:sz w:val="22"/>
+          <w:szCs w:val="22"/>
+        </w:rPr>
+        <w:t>dark</w:t>
+      </w:r>
+      <w:proofErr w:type="spellEnd"/>
+      <w:r>
+        <w:rPr>
+          <w:rFonts w:ascii="Arial" w:eastAsia="Arial" w:hAnsi="Arial" w:cs="Arial"/>
+          <w:sz w:val="22"/>
+          <w:szCs w:val="22"/>
+        </w:rPr>
+        <w:t xml:space="preserve"> </w:t>
+      </w:r>
+      <w:proofErr w:type="spellStart"/>
+      <w:r>
+        <w:rPr>
+          <w:rFonts w:ascii="Arial" w:eastAsia="Arial" w:hAnsi="Arial" w:cs="Arial"/>
+          <w:sz w:val="22"/>
+          <w:szCs w:val="22"/>
+        </w:rPr>
+        <w:t>theme</w:t>
+      </w:r>
+      <w:proofErr w:type="spellEnd"/>
+      <w:r>
+        <w:rPr>
+          <w:rFonts w:ascii="Arial" w:eastAsia="Arial" w:hAnsi="Arial" w:cs="Arial"/>
+          <w:sz w:val="22"/>
+          <w:szCs w:val="22"/>
+        </w:rPr>
+        <w:t xml:space="preserve"> consistente con </w:t>
+      </w:r>
+      <w:proofErr w:type="spellStart"/>
+      <w:r>
+        <w:rPr>
+          <w:rFonts w:ascii="Arial" w:eastAsia="Arial" w:hAnsi="Arial" w:cs="Arial"/>
+          <w:sz w:val="22"/>
+          <w:szCs w:val="22"/>
+        </w:rPr>
+        <w:t>ReaLTaiizor</w:t>
+      </w:r>
+      <w:proofErr w:type="spellEnd"/>
+      <w:r>
+        <w:rPr>
+          <w:rFonts w:ascii="Arial" w:eastAsia="Arial" w:hAnsi="Arial" w:cs="Arial"/>
+          <w:sz w:val="22"/>
+          <w:szCs w:val="22"/>
+        </w:rPr>
+        <w:t xml:space="preserve"> en todos los formularios, la arquitectura en capas (</w:t>
+      </w:r>
+      <w:proofErr w:type="spellStart"/>
+      <w:r>
+        <w:rPr>
+          <w:rFonts w:ascii="Arial" w:eastAsia="Arial" w:hAnsi="Arial" w:cs="Arial"/>
+          <w:sz w:val="22"/>
+          <w:szCs w:val="22"/>
+        </w:rPr>
+        <w:t>Models</w:t>
+      </w:r>
+      <w:proofErr w:type="spellEnd"/>
+      <w:r>
+        <w:rPr>
+          <w:rFonts w:ascii="Arial" w:eastAsia="Arial" w:hAnsi="Arial" w:cs="Arial"/>
+          <w:sz w:val="22"/>
+          <w:szCs w:val="22"/>
+        </w:rPr>
+        <w:t xml:space="preserve"> / </w:t>
+      </w:r>
+      <w:proofErr w:type="spellStart"/>
+      <w:r>
+        <w:rPr>
+          <w:rFonts w:ascii="Arial" w:eastAsia="Arial" w:hAnsi="Arial" w:cs="Arial"/>
+          <w:sz w:val="22"/>
+          <w:szCs w:val="22"/>
+        </w:rPr>
+        <w:t>Services</w:t>
+      </w:r>
+      <w:proofErr w:type="spellEnd"/>
+      <w:r>
+        <w:rPr>
+          <w:rFonts w:ascii="Arial" w:eastAsia="Arial" w:hAnsi="Arial" w:cs="Arial"/>
+          <w:sz w:val="22"/>
+          <w:szCs w:val="22"/>
+        </w:rPr>
+        <w:t xml:space="preserve"> / </w:t>
+      </w:r>
+      <w:proofErr w:type="spellStart"/>
+      <w:r>
+        <w:rPr>
+          <w:rFonts w:ascii="Arial" w:eastAsia="Arial" w:hAnsi="Arial" w:cs="Arial"/>
+          <w:sz w:val="22"/>
+          <w:szCs w:val="22"/>
+        </w:rPr>
+        <w:t>Forms</w:t>
+      </w:r>
+      <w:proofErr w:type="spellEnd"/>
+      <w:r>
+        <w:rPr>
+          <w:rFonts w:ascii="Arial" w:eastAsia="Arial" w:hAnsi="Arial" w:cs="Arial"/>
+          <w:sz w:val="22"/>
+          <w:szCs w:val="22"/>
+        </w:rPr>
+        <w:t xml:space="preserve">) facilita el mantenimiento, y la integridad transaccional se garantiza mediante </w:t>
+      </w:r>
+      <w:proofErr w:type="spellStart"/>
+      <w:r>
+        <w:rPr>
+          <w:rFonts w:ascii="Arial" w:eastAsia="Arial" w:hAnsi="Arial" w:cs="Arial"/>
+          <w:sz w:val="22"/>
+          <w:szCs w:val="22"/>
+        </w:rPr>
+        <w:t>SQLiteTransaction</w:t>
+      </w:r>
+      <w:proofErr w:type="spellEnd"/>
+      <w:r>
+        <w:rPr>
+          <w:rFonts w:ascii="Arial" w:eastAsia="Arial" w:hAnsi="Arial" w:cs="Arial"/>
+          <w:sz w:val="22"/>
+          <w:szCs w:val="22"/>
+        </w:rPr>
+        <w:t xml:space="preserve"> en las operaciones de venta.</w:t>
+      </w:r>
+    </w:p>
+    <w:p>
+      <w:pPr>
+        <w:spacing w:before="60" w:after="60"/>
+      </w:pPr>
+    </w:p>
+    <w:p>
+      <w:pPr>
+        <w:pStyle w:val="Ttulo2"/>
+      </w:pPr>
+      <w:r>
+        <w:rPr>
+          <w:rFonts w:eastAsia="Arial"/>
+        </w:rPr>
+        <w:t xml:space="preserve">Impacto Potencial </w:t>
+      </w:r>
+      <w:r>
+        <w:t>del</w:t>
+      </w:r>
+      <w:r>
+        <w:rPr>
+          <w:rFonts w:eastAsia="Arial"/>
+        </w:rPr>
+        <w:t xml:space="preserve"> Software</w:t>
+      </w:r>
+    </w:p>
+    <w:p>
+      <w:pPr>
+        <w:spacing w:before="80" w:after="80"/>
+        <w:jc w:val="both"/>
+      </w:pPr>
+      <w:r>
+        <w:rPr>
+          <w:rFonts w:ascii="Arial" w:eastAsia="Arial" w:hAnsi="Arial" w:cs="Arial"/>
+          <w:sz w:val="22"/>
+          <w:szCs w:val="22"/>
+        </w:rPr>
+        <w:t>LAM7ARA representa una solución concreta y lista para usar en comercios minoristas de tecnología del mercado argentino. Su principal diferencial es la integración nativa con la cotización del dólar (oficial, blue y tarjeta), lo que permite al operador tomar decisiones de precios en tiempo real.</w:t>
+      </w:r>
+    </w:p>
+    <w:p>
+      <w:pPr>
+        <w:spacing w:before="80" w:after="80"/>
+        <w:jc w:val="both"/>
+      </w:pPr>
+      <w:r>
+        <w:rPr>
+          <w:rFonts w:ascii="Arial" w:eastAsia="Arial" w:hAnsi="Arial" w:cs="Arial"/>
+          <w:sz w:val="22"/>
+          <w:szCs w:val="22"/>
+        </w:rPr>
+        <w:t>La aplicación reduce significativamente el tiempo de atención al cliente al centralizar la búsqueda de productos y clientes, el registro de la venta y la emisión del comprobante en un único flujo. El control automático de stock al concretar una venta elimina errores manuales y proporciona visibilidad inmediata del inventario disponible.</w:t>
+      </w:r>
+    </w:p>
+    <w:p>
+      <w:pPr>
+        <w:spacing w:before="80" w:after="80"/>
+        <w:jc w:val="both"/>
+      </w:pPr>
+      <w:r>
+        <w:rPr>
+          <w:rFonts w:ascii="Arial" w:eastAsia="Arial" w:hAnsi="Arial" w:cs="Arial"/>
+          <w:sz w:val="22"/>
+          <w:szCs w:val="22"/>
+        </w:rPr>
+        <w:t>El uso de SQLite como motor de base de datos local garantiza que la aplicación funcione sin dependencias de red o servidores externos, haciendo la resiliente y apropiada para el contexto de conectividad variable de comercios pequeños y medianos.</w:t>
+      </w:r>
+    </w:p>
+    <w:p>
+      <w:pPr>
+        <w:spacing w:before="60" w:after="60"/>
+      </w:pPr>
+    </w:p>
+    <w:p>
+      <w:r>
+        <w:br w:type="page"/>
+      </w:r>
+    </w:p>
+    <w:p>
+      <w:pPr>
+        <w:pStyle w:val="Ttulo1"/>
+      </w:pPr>
+      <w:r>
+        <w:rPr>
+          <w:rFonts w:eastAsia="Arial"/>
+        </w:rPr>
         <w:lastRenderedPageBreak/>
-        <w:t xml:space="preserve">Durante el desarrollo de esta aplicación logré cumplir todos los requerimientos funcionales. Uno de los mayores retos fue manejar la base de datos en la nube de forma eficiente, usando operaciones asíncronas para que la interfaz no se bloquee y cancelando procesos cuando el usuario cierra un formulario. </w:t>
-      </w:r>
-      <w:r>
-        <w:br/>
-      </w:r>
-      <w:r>
-        <w:t>Aplicar patrones como acceso de datos asíncrono y manejo de eventos me permitió construir un sistema estable y usable. Esta experiencia me ayudó a aplicar lo visto en clases desde la comunicación con el cliente hasta la implementación final.</w:t>
-      </w:r>
-      <w:r>
-        <w:br/>
-      </w:r>
+        <w:t>Trabajo Futuro</w:t>
+      </w:r>
+    </w:p>
+    <w:p>
+      <w:pPr>
+        <w:spacing w:before="80" w:after="80"/>
+        <w:jc w:val="both"/>
+      </w:pPr>
+      <w:r>
+        <w:rPr>
+          <w:rFonts w:ascii="Arial" w:eastAsia="Arial" w:hAnsi="Arial" w:cs="Arial"/>
+          <w:sz w:val="22"/>
+          <w:szCs w:val="22"/>
+        </w:rPr>
+        <w:t>A continuación, se detallan las mejoras y extensiones planificadas para versiones futuras de LAM7ARA:</w:t>
+      </w:r>
+    </w:p>
+    <w:p>
+      <w:pPr>
+        <w:spacing w:before="60" w:after="60"/>
+      </w:pPr>
+    </w:p>
+    <w:tbl>
+      <w:tblPr>
+        <w:tblW w:w="9638" w:type="dxa"/>
+        <w:tblBorders>
+          <w:top w:val="single" w:sz="4" w:space="0" w:color="auto"/>
+          <w:left w:val="single" w:sz="4" w:space="0" w:color="auto"/>
+          <w:bottom w:val="single" w:sz="4" w:space="0" w:color="auto"/>
+          <w:right w:val="single" w:sz="4" w:space="0" w:color="auto"/>
+          <w:insideH w:val="single" w:sz="4" w:space="0" w:color="auto"/>
+          <w:insideV w:val="single" w:sz="4" w:space="0" w:color="auto"/>
+        </w:tblBorders>
+        <w:tblCellMar>
+          <w:left w:w="10" w:type="dxa"/>
+          <w:right w:w="10" w:type="dxa"/>
+        </w:tblCellMar>
+        <w:tblLook w:val="0000" w:firstRow="0" w:lastRow="0" w:firstColumn="0" w:lastColumn="0" w:noHBand="0" w:noVBand="0"/>
+      </w:tblPr>
+      <w:tblGrid>
+        <w:gridCol w:w="3000"/>
+        <w:gridCol w:w="6638"/>
+      </w:tblGrid>
+      <w:tr>
+        <w:tc>
+          <w:tcPr>
+            <w:tcW w:w="3000" w:type="dxa"/>
+            <w:tcBorders>
+              <w:top w:val="single" w:sz="4" w:space="0" w:color="CCCCCC"/>
+              <w:left w:val="single" w:sz="4" w:space="0" w:color="CCCCCC"/>
+              <w:bottom w:val="single" w:sz="4" w:space="0" w:color="CCCCCC"/>
+              <w:right w:val="single" w:sz="4" w:space="0" w:color="CCCCCC"/>
+            </w:tcBorders>
+            <w:shd w:val="clear" w:color="auto" w:fill="2E5090"/>
+            <w:tcMar>
+              <w:top w:w="80" w:type="dxa"/>
+              <w:left w:w="120" w:type="dxa"/>
+              <w:bottom w:w="80" w:type="dxa"/>
+              <w:right w:w="120" w:type="dxa"/>
+            </w:tcMar>
+          </w:tcPr>
+          <w:p>
+            <w:pPr>
+              <w:jc w:val="center"/>
+            </w:pPr>
+            <w:r>
+              <w:rPr>
+                <w:rFonts w:ascii="Arial" w:eastAsia="Arial" w:hAnsi="Arial" w:cs="Arial"/>
+                <w:b/>
+                <w:bCs/>
+                <w:color w:val="FFFFFF"/>
+                <w:sz w:val="20"/>
+                <w:szCs w:val="20"/>
+              </w:rPr>
+              <w:t>Mejora</w:t>
+            </w:r>
+          </w:p>
+        </w:tc>
+        <w:tc>
+          <w:tcPr>
+            <w:tcW w:w="6638" w:type="dxa"/>
+            <w:tcBorders>
+              <w:top w:val="single" w:sz="4" w:space="0" w:color="CCCCCC"/>
+              <w:left w:val="single" w:sz="4" w:space="0" w:color="CCCCCC"/>
+              <w:bottom w:val="single" w:sz="4" w:space="0" w:color="CCCCCC"/>
+              <w:right w:val="single" w:sz="4" w:space="0" w:color="CCCCCC"/>
+            </w:tcBorders>
+            <w:shd w:val="clear" w:color="auto" w:fill="2E5090"/>
+            <w:tcMar>
+              <w:top w:w="80" w:type="dxa"/>
+              <w:left w:w="120" w:type="dxa"/>
+              <w:bottom w:w="80" w:type="dxa"/>
+              <w:right w:w="120" w:type="dxa"/>
+            </w:tcMar>
+          </w:tcPr>
+          <w:p>
+            <w:pPr>
+              <w:jc w:val="center"/>
+            </w:pPr>
+            <w:proofErr w:type="spellStart"/>
+            <w:r>
+              <w:rPr>
+                <w:rFonts w:ascii="Arial" w:eastAsia="Arial" w:hAnsi="Arial" w:cs="Arial"/>
+                <w:b/>
+                <w:bCs/>
+                <w:color w:val="FFFFFF"/>
+                <w:sz w:val="20"/>
+                <w:szCs w:val="20"/>
+              </w:rPr>
+              <w:t>Descripcion</w:t>
+            </w:r>
+            <w:proofErr w:type="spellEnd"/>
+          </w:p>
+        </w:tc>
+      </w:tr>
+      <w:tr>
+        <w:tc>
+          <w:tcPr>
+            <w:tcW w:w="3000" w:type="dxa"/>
+            <w:tcBorders>
+              <w:top w:val="single" w:sz="4" w:space="0" w:color="CCCCCC"/>
+              <w:left w:val="single" w:sz="4" w:space="0" w:color="CCCCCC"/>
+              <w:bottom w:val="single" w:sz="4" w:space="0" w:color="CCCCCC"/>
+              <w:right w:val="single" w:sz="4" w:space="0" w:color="CCCCCC"/>
+            </w:tcBorders>
+            <w:tcMar>
+              <w:top w:w="80" w:type="dxa"/>
+              <w:left w:w="120" w:type="dxa"/>
+              <w:bottom w:w="80" w:type="dxa"/>
+              <w:right w:w="120" w:type="dxa"/>
+            </w:tcMar>
+          </w:tcPr>
+          <w:p>
+            <w:r>
+              <w:rPr>
+                <w:rFonts w:ascii="Arial" w:eastAsia="Arial" w:hAnsi="Arial" w:cs="Arial"/>
+                <w:b/>
+                <w:bCs/>
+                <w:sz w:val="20"/>
+                <w:szCs w:val="20"/>
+              </w:rPr>
+              <w:t>Sistema de autenticación y roles</w:t>
+            </w:r>
+          </w:p>
+        </w:tc>
+        <w:tc>
+          <w:tcPr>
+            <w:tcW w:w="6638" w:type="dxa"/>
+            <w:tcBorders>
+              <w:top w:val="single" w:sz="4" w:space="0" w:color="CCCCCC"/>
+              <w:left w:val="single" w:sz="4" w:space="0" w:color="CCCCCC"/>
+              <w:bottom w:val="single" w:sz="4" w:space="0" w:color="CCCCCC"/>
+              <w:right w:val="single" w:sz="4" w:space="0" w:color="CCCCCC"/>
+            </w:tcBorders>
+            <w:tcMar>
+              <w:top w:w="80" w:type="dxa"/>
+              <w:left w:w="120" w:type="dxa"/>
+              <w:bottom w:w="80" w:type="dxa"/>
+              <w:right w:w="120" w:type="dxa"/>
+            </w:tcMar>
+          </w:tcPr>
+          <w:p>
+            <w:r>
+              <w:rPr>
+                <w:rFonts w:ascii="Arial" w:eastAsia="Arial" w:hAnsi="Arial" w:cs="Arial"/>
+                <w:sz w:val="20"/>
+                <w:szCs w:val="20"/>
+              </w:rPr>
+              <w:t xml:space="preserve">Implementar </w:t>
+            </w:r>
+            <w:proofErr w:type="spellStart"/>
+            <w:r>
+              <w:rPr>
+                <w:rFonts w:ascii="Arial" w:eastAsia="Arial" w:hAnsi="Arial" w:cs="Arial"/>
+                <w:sz w:val="20"/>
+                <w:szCs w:val="20"/>
+              </w:rPr>
+              <w:t>login</w:t>
+            </w:r>
+            <w:proofErr w:type="spellEnd"/>
+            <w:r>
+              <w:rPr>
+                <w:rFonts w:ascii="Arial" w:eastAsia="Arial" w:hAnsi="Arial" w:cs="Arial"/>
+                <w:sz w:val="20"/>
+                <w:szCs w:val="20"/>
+              </w:rPr>
+              <w:t xml:space="preserve"> con tabla Usuarios y roles (Administrador, Vendedor) para controlar el acceso a módulos sensibles como configuración de precios y reportes financieros.</w:t>
+            </w:r>
+          </w:p>
+        </w:tc>
+      </w:tr>
+      <w:tr>
+        <w:tc>
+          <w:tcPr>
+            <w:tcW w:w="3000" w:type="dxa"/>
+            <w:tcBorders>
+              <w:top w:val="single" w:sz="4" w:space="0" w:color="CCCCCC"/>
+              <w:left w:val="single" w:sz="4" w:space="0" w:color="CCCCCC"/>
+              <w:bottom w:val="single" w:sz="4" w:space="0" w:color="CCCCCC"/>
+              <w:right w:val="single" w:sz="4" w:space="0" w:color="CCCCCC"/>
+            </w:tcBorders>
+            <w:tcMar>
+              <w:top w:w="80" w:type="dxa"/>
+              <w:left w:w="120" w:type="dxa"/>
+              <w:bottom w:w="80" w:type="dxa"/>
+              <w:right w:w="120" w:type="dxa"/>
+            </w:tcMar>
+          </w:tcPr>
+          <w:p>
+            <w:r>
+              <w:rPr>
+                <w:rFonts w:ascii="Arial" w:eastAsia="Arial" w:hAnsi="Arial" w:cs="Arial"/>
+                <w:b/>
+                <w:bCs/>
+                <w:sz w:val="20"/>
+                <w:szCs w:val="20"/>
+              </w:rPr>
+              <w:t>Reportes y exportación a Excel</w:t>
+            </w:r>
+          </w:p>
+        </w:tc>
+        <w:tc>
+          <w:tcPr>
+            <w:tcW w:w="6638" w:type="dxa"/>
+            <w:tcBorders>
+              <w:top w:val="single" w:sz="4" w:space="0" w:color="CCCCCC"/>
+              <w:left w:val="single" w:sz="4" w:space="0" w:color="CCCCCC"/>
+              <w:bottom w:val="single" w:sz="4" w:space="0" w:color="CCCCCC"/>
+              <w:right w:val="single" w:sz="4" w:space="0" w:color="CCCCCC"/>
+            </w:tcBorders>
+            <w:tcMar>
+              <w:top w:w="80" w:type="dxa"/>
+              <w:left w:w="120" w:type="dxa"/>
+              <w:bottom w:w="80" w:type="dxa"/>
+              <w:right w:w="120" w:type="dxa"/>
+            </w:tcMar>
+          </w:tcPr>
+          <w:p>
+            <w:r>
+              <w:rPr>
+                <w:rFonts w:ascii="Arial" w:eastAsia="Arial" w:hAnsi="Arial" w:cs="Arial"/>
+                <w:sz w:val="20"/>
+                <w:szCs w:val="20"/>
+              </w:rPr>
+              <w:t xml:space="preserve">Generar reportes periódicos de ventas, rentabilidad por producto y evolución de stock exportables a Excel (xlsx) mediante la librería </w:t>
+            </w:r>
+            <w:proofErr w:type="spellStart"/>
+            <w:r>
+              <w:rPr>
+                <w:rFonts w:ascii="Arial" w:eastAsia="Arial" w:hAnsi="Arial" w:cs="Arial"/>
+                <w:sz w:val="20"/>
+                <w:szCs w:val="20"/>
+              </w:rPr>
+              <w:t>ClosedXML</w:t>
+            </w:r>
+            <w:proofErr w:type="spellEnd"/>
+            <w:r>
+              <w:rPr>
+                <w:rFonts w:ascii="Arial" w:eastAsia="Arial" w:hAnsi="Arial" w:cs="Arial"/>
+                <w:sz w:val="20"/>
+                <w:szCs w:val="20"/>
+              </w:rPr>
+              <w:t>.</w:t>
+            </w:r>
+          </w:p>
+        </w:tc>
+      </w:tr>
+      <w:tr>
+        <w:tc>
+          <w:tcPr>
+            <w:tcW w:w="3000" w:type="dxa"/>
+            <w:tcBorders>
+              <w:top w:val="single" w:sz="4" w:space="0" w:color="CCCCCC"/>
+              <w:left w:val="single" w:sz="4" w:space="0" w:color="CCCCCC"/>
+              <w:bottom w:val="single" w:sz="4" w:space="0" w:color="CCCCCC"/>
+              <w:right w:val="single" w:sz="4" w:space="0" w:color="CCCCCC"/>
+            </w:tcBorders>
+            <w:tcMar>
+              <w:top w:w="80" w:type="dxa"/>
+              <w:left w:w="120" w:type="dxa"/>
+              <w:bottom w:w="80" w:type="dxa"/>
+              <w:right w:w="120" w:type="dxa"/>
+            </w:tcMar>
+          </w:tcPr>
+          <w:p>
+            <w:r>
+              <w:rPr>
+                <w:rFonts w:ascii="Arial" w:eastAsia="Arial" w:hAnsi="Arial" w:cs="Arial"/>
+                <w:b/>
+                <w:bCs/>
+                <w:sz w:val="20"/>
+                <w:szCs w:val="20"/>
+              </w:rPr>
+              <w:t>sincronización entre equipos</w:t>
+            </w:r>
+          </w:p>
+        </w:tc>
+        <w:tc>
+          <w:tcPr>
+            <w:tcW w:w="6638" w:type="dxa"/>
+            <w:tcBorders>
+              <w:top w:val="single" w:sz="4" w:space="0" w:color="CCCCCC"/>
+              <w:left w:val="single" w:sz="4" w:space="0" w:color="CCCCCC"/>
+              <w:bottom w:val="single" w:sz="4" w:space="0" w:color="CCCCCC"/>
+              <w:right w:val="single" w:sz="4" w:space="0" w:color="CCCCCC"/>
+            </w:tcBorders>
+            <w:tcMar>
+              <w:top w:w="80" w:type="dxa"/>
+              <w:left w:w="120" w:type="dxa"/>
+              <w:bottom w:w="80" w:type="dxa"/>
+              <w:right w:w="120" w:type="dxa"/>
+            </w:tcMar>
+          </w:tcPr>
+          <w:p>
+            <w:r>
+              <w:rPr>
+                <w:rFonts w:ascii="Arial" w:eastAsia="Arial" w:hAnsi="Arial" w:cs="Arial"/>
+                <w:sz w:val="20"/>
+                <w:szCs w:val="20"/>
+              </w:rPr>
+              <w:t xml:space="preserve">Migrar la base de datos de SQLite local a un servidor compartido (SQL Server o PostgreSQL) para permitir </w:t>
+            </w:r>
+            <w:r>
+              <w:rPr>
+                <w:rFonts w:ascii="Arial" w:eastAsia="Arial" w:hAnsi="Arial" w:cs="Arial"/>
+                <w:sz w:val="20"/>
+                <w:szCs w:val="20"/>
+              </w:rPr>
+              <w:t>operación</w:t>
+            </w:r>
+            <w:r>
+              <w:rPr>
+                <w:rFonts w:ascii="Arial" w:eastAsia="Arial" w:hAnsi="Arial" w:cs="Arial"/>
+                <w:sz w:val="20"/>
+                <w:szCs w:val="20"/>
+              </w:rPr>
+              <w:t xml:space="preserve"> </w:t>
+            </w:r>
+            <w:proofErr w:type="spellStart"/>
+            <w:r>
+              <w:rPr>
+                <w:rFonts w:ascii="Arial" w:eastAsia="Arial" w:hAnsi="Arial" w:cs="Arial"/>
+                <w:sz w:val="20"/>
+                <w:szCs w:val="20"/>
+              </w:rPr>
+              <w:t>multi-equipo</w:t>
+            </w:r>
+            <w:proofErr w:type="spellEnd"/>
+            <w:r>
+              <w:rPr>
+                <w:rFonts w:ascii="Arial" w:eastAsia="Arial" w:hAnsi="Arial" w:cs="Arial"/>
+                <w:sz w:val="20"/>
+                <w:szCs w:val="20"/>
+              </w:rPr>
+              <w:t xml:space="preserve"> dentro del mismo local.</w:t>
+            </w:r>
+          </w:p>
+        </w:tc>
+      </w:tr>
+      <w:tr>
+        <w:tc>
+          <w:tcPr>
+            <w:tcW w:w="3000" w:type="dxa"/>
+            <w:tcBorders>
+              <w:top w:val="single" w:sz="4" w:space="0" w:color="CCCCCC"/>
+              <w:left w:val="single" w:sz="4" w:space="0" w:color="CCCCCC"/>
+              <w:bottom w:val="single" w:sz="4" w:space="0" w:color="CCCCCC"/>
+              <w:right w:val="single" w:sz="4" w:space="0" w:color="CCCCCC"/>
+            </w:tcBorders>
+            <w:tcMar>
+              <w:top w:w="80" w:type="dxa"/>
+              <w:left w:w="120" w:type="dxa"/>
+              <w:bottom w:w="80" w:type="dxa"/>
+              <w:right w:w="120" w:type="dxa"/>
+            </w:tcMar>
+          </w:tcPr>
+          <w:p>
+            <w:r>
+              <w:rPr>
+                <w:rFonts w:ascii="Arial" w:eastAsia="Arial" w:hAnsi="Arial" w:cs="Arial"/>
+                <w:b/>
+                <w:bCs/>
+                <w:sz w:val="20"/>
+                <w:szCs w:val="20"/>
+              </w:rPr>
+              <w:t>Notificaciones por WhatsApp o email</w:t>
+            </w:r>
+          </w:p>
+        </w:tc>
+        <w:tc>
+          <w:tcPr>
+            <w:tcW w:w="6638" w:type="dxa"/>
+            <w:tcBorders>
+              <w:top w:val="single" w:sz="4" w:space="0" w:color="CCCCCC"/>
+              <w:left w:val="single" w:sz="4" w:space="0" w:color="CCCCCC"/>
+              <w:bottom w:val="single" w:sz="4" w:space="0" w:color="CCCCCC"/>
+              <w:right w:val="single" w:sz="4" w:space="0" w:color="CCCCCC"/>
+            </w:tcBorders>
+            <w:tcMar>
+              <w:top w:w="80" w:type="dxa"/>
+              <w:left w:w="120" w:type="dxa"/>
+              <w:bottom w:w="80" w:type="dxa"/>
+              <w:right w:w="120" w:type="dxa"/>
+            </w:tcMar>
+          </w:tcPr>
+          <w:p>
+            <w:r>
+              <w:rPr>
+                <w:rFonts w:ascii="Arial" w:eastAsia="Arial" w:hAnsi="Arial" w:cs="Arial"/>
+                <w:sz w:val="20"/>
+                <w:szCs w:val="20"/>
+              </w:rPr>
+              <w:t xml:space="preserve">Integrar envió automático de notificaciones al </w:t>
+            </w:r>
+            <w:r>
+              <w:rPr>
+                <w:rFonts w:ascii="Arial" w:eastAsia="Arial" w:hAnsi="Arial" w:cs="Arial"/>
+                <w:sz w:val="20"/>
+                <w:szCs w:val="20"/>
+              </w:rPr>
+              <w:t>dueño</w:t>
+            </w:r>
+            <w:r>
+              <w:rPr>
+                <w:rFonts w:ascii="Arial" w:eastAsia="Arial" w:hAnsi="Arial" w:cs="Arial"/>
+                <w:sz w:val="20"/>
+                <w:szCs w:val="20"/>
+              </w:rPr>
+              <w:t xml:space="preserve"> cuando el stock de algún producto llega a cero, o al cierre de caja con el resumen del </w:t>
+            </w:r>
+            <w:r>
+              <w:rPr>
+                <w:rFonts w:ascii="Arial" w:eastAsia="Arial" w:hAnsi="Arial" w:cs="Arial"/>
+                <w:sz w:val="20"/>
+                <w:szCs w:val="20"/>
+              </w:rPr>
+              <w:t>día</w:t>
+            </w:r>
+            <w:r>
+              <w:rPr>
+                <w:rFonts w:ascii="Arial" w:eastAsia="Arial" w:hAnsi="Arial" w:cs="Arial"/>
+                <w:sz w:val="20"/>
+                <w:szCs w:val="20"/>
+              </w:rPr>
+              <w:t>.</w:t>
+            </w:r>
+          </w:p>
+        </w:tc>
+      </w:tr>
+      <w:tr>
+        <w:tc>
+          <w:tcPr>
+            <w:tcW w:w="3000" w:type="dxa"/>
+            <w:tcBorders>
+              <w:top w:val="single" w:sz="4" w:space="0" w:color="CCCCCC"/>
+              <w:left w:val="single" w:sz="4" w:space="0" w:color="CCCCCC"/>
+              <w:bottom w:val="single" w:sz="4" w:space="0" w:color="CCCCCC"/>
+              <w:right w:val="single" w:sz="4" w:space="0" w:color="CCCCCC"/>
+            </w:tcBorders>
+            <w:tcMar>
+              <w:top w:w="80" w:type="dxa"/>
+              <w:left w:w="120" w:type="dxa"/>
+              <w:bottom w:w="80" w:type="dxa"/>
+              <w:right w:w="120" w:type="dxa"/>
+            </w:tcMar>
+          </w:tcPr>
+          <w:p>
+            <w:r>
+              <w:rPr>
+                <w:rFonts w:ascii="Arial" w:eastAsia="Arial" w:hAnsi="Arial" w:cs="Arial"/>
+                <w:b/>
+                <w:bCs/>
+                <w:sz w:val="20"/>
+                <w:szCs w:val="20"/>
+              </w:rPr>
+              <w:t>aplicación web o multiplataforma</w:t>
+            </w:r>
+          </w:p>
+        </w:tc>
+        <w:tc>
+          <w:tcPr>
+            <w:tcW w:w="6638" w:type="dxa"/>
+            <w:tcBorders>
+              <w:top w:val="single" w:sz="4" w:space="0" w:color="CCCCCC"/>
+              <w:left w:val="single" w:sz="4" w:space="0" w:color="CCCCCC"/>
+              <w:bottom w:val="single" w:sz="4" w:space="0" w:color="CCCCCC"/>
+              <w:right w:val="single" w:sz="4" w:space="0" w:color="CCCCCC"/>
+            </w:tcBorders>
+            <w:tcMar>
+              <w:top w:w="80" w:type="dxa"/>
+              <w:left w:w="120" w:type="dxa"/>
+              <w:bottom w:w="80" w:type="dxa"/>
+              <w:right w:w="120" w:type="dxa"/>
+            </w:tcMar>
+          </w:tcPr>
+          <w:p>
+            <w:r>
+              <w:rPr>
+                <w:rFonts w:ascii="Arial" w:eastAsia="Arial" w:hAnsi="Arial" w:cs="Arial"/>
+                <w:sz w:val="20"/>
+                <w:szCs w:val="20"/>
+              </w:rPr>
+              <w:t xml:space="preserve">Si en el futuro se requiere compatibilidad con otros sistemas operativos o acceso remoto, la arquitectura de servicios actual facilita la migración a una API REST con </w:t>
+            </w:r>
+            <w:proofErr w:type="spellStart"/>
+            <w:r>
+              <w:rPr>
+                <w:rFonts w:ascii="Arial" w:eastAsia="Arial" w:hAnsi="Arial" w:cs="Arial"/>
+                <w:sz w:val="20"/>
+                <w:szCs w:val="20"/>
+              </w:rPr>
+              <w:t>frontend</w:t>
+            </w:r>
+            <w:proofErr w:type="spellEnd"/>
+            <w:r>
+              <w:rPr>
+                <w:rFonts w:ascii="Arial" w:eastAsia="Arial" w:hAnsi="Arial" w:cs="Arial"/>
+                <w:sz w:val="20"/>
+                <w:szCs w:val="20"/>
+              </w:rPr>
+              <w:t xml:space="preserve"> web (Blazor, </w:t>
+            </w:r>
+            <w:proofErr w:type="spellStart"/>
+            <w:r>
+              <w:rPr>
+                <w:rFonts w:ascii="Arial" w:eastAsia="Arial" w:hAnsi="Arial" w:cs="Arial"/>
+                <w:sz w:val="20"/>
+                <w:szCs w:val="20"/>
+              </w:rPr>
+              <w:t>React</w:t>
+            </w:r>
+            <w:proofErr w:type="spellEnd"/>
+            <w:r>
+              <w:rPr>
+                <w:rFonts w:ascii="Arial" w:eastAsia="Arial" w:hAnsi="Arial" w:cs="Arial"/>
+                <w:sz w:val="20"/>
+                <w:szCs w:val="20"/>
+              </w:rPr>
+              <w:t xml:space="preserve">) o una </w:t>
+            </w:r>
+            <w:proofErr w:type="gramStart"/>
+            <w:r>
+              <w:rPr>
+                <w:rFonts w:ascii="Arial" w:eastAsia="Arial" w:hAnsi="Arial" w:cs="Arial"/>
+                <w:sz w:val="20"/>
+                <w:szCs w:val="20"/>
+              </w:rPr>
+              <w:t>app</w:t>
+            </w:r>
+            <w:proofErr w:type="gramEnd"/>
+            <w:r>
+              <w:rPr>
+                <w:rFonts w:ascii="Arial" w:eastAsia="Arial" w:hAnsi="Arial" w:cs="Arial"/>
+                <w:sz w:val="20"/>
+                <w:szCs w:val="20"/>
+              </w:rPr>
+              <w:t xml:space="preserve"> multiplataforma (MAUI).</w:t>
+            </w:r>
+          </w:p>
+        </w:tc>
+      </w:tr>
+    </w:tbl>
+    <w:p>
+      <w:pPr>
+        <w:spacing w:before="60" w:after="60"/>
+      </w:pPr>
     </w:p>
     <w:p>
       <w:pPr>
         <w:pStyle w:val="Ttulo2"/>
-        <w:rPr>
-          <w:u w:val="single"/>
-        </w:rPr>
-      </w:pPr>
-      <w:r>
-        <w:t>11</w:t>
-      </w:r>
-      <w:r>
-        <w:t xml:space="preserve">. </w:t>
-      </w:r>
-      <w:r>
-        <w:t>Trabajo a futuro</w:t>
-      </w:r>
-    </w:p>
-    <w:p>
-      <w:pPr>
-        <w:tabs>
-          <w:tab w:val="left" w:pos="2171"/>
-        </w:tabs>
-      </w:pPr>
-      <w:r>
-        <w:t>Como posible mejora, si se habilita el uso multiusuario, se puede incorporar un sistema de login para que el administrador reciba notificaciones por Gmail o WhatsApp sobre el estado de la tienda sin estar presente. Aunque actualmente la aplicación está hecha en Windows Forms, en el futuro podría considerarse usar tecnologías como Flutter o una solución web si el cliente lo necesitara. La elección de Windows Forms en este proyecto respondió a los requerimientos actuales, donde no se necesita compatibilidad con otros sistemas operativos.</w:t>
-      </w:r>
+      </w:pPr>
+      <w:r>
+        <w:rPr>
+          <w:rFonts w:eastAsia="Arial"/>
+        </w:rPr>
+        <w:t>Escalabilidad del Sistema</w:t>
+      </w:r>
+    </w:p>
+    <w:p>
+      <w:pPr>
+        <w:spacing w:before="80" w:after="80"/>
+        <w:jc w:val="both"/>
+      </w:pPr>
+      <w:r>
+        <w:rPr>
+          <w:rFonts w:ascii="Arial" w:eastAsia="Arial" w:hAnsi="Arial" w:cs="Arial"/>
+          <w:sz w:val="22"/>
+          <w:szCs w:val="22"/>
+        </w:rPr>
+        <w:t>La arquitectura actual en tres capas (</w:t>
+      </w:r>
+      <w:proofErr w:type="spellStart"/>
+      <w:r>
+        <w:rPr>
+          <w:rFonts w:ascii="Arial" w:eastAsia="Arial" w:hAnsi="Arial" w:cs="Arial"/>
+          <w:sz w:val="22"/>
+          <w:szCs w:val="22"/>
+        </w:rPr>
+        <w:t>Models</w:t>
+      </w:r>
+      <w:proofErr w:type="spellEnd"/>
+      <w:r>
+        <w:rPr>
+          <w:rFonts w:ascii="Arial" w:eastAsia="Arial" w:hAnsi="Arial" w:cs="Arial"/>
+          <w:sz w:val="22"/>
+          <w:szCs w:val="22"/>
+        </w:rPr>
+        <w:t xml:space="preserve">, </w:t>
+      </w:r>
+      <w:proofErr w:type="spellStart"/>
+      <w:r>
+        <w:rPr>
+          <w:rFonts w:ascii="Arial" w:eastAsia="Arial" w:hAnsi="Arial" w:cs="Arial"/>
+          <w:sz w:val="22"/>
+          <w:szCs w:val="22"/>
+        </w:rPr>
+        <w:t>Services</w:t>
+      </w:r>
+      <w:proofErr w:type="spellEnd"/>
+      <w:r>
+        <w:rPr>
+          <w:rFonts w:ascii="Arial" w:eastAsia="Arial" w:hAnsi="Arial" w:cs="Arial"/>
+          <w:sz w:val="22"/>
+          <w:szCs w:val="22"/>
+        </w:rPr>
+        <w:t xml:space="preserve">, </w:t>
+      </w:r>
+      <w:proofErr w:type="spellStart"/>
+      <w:r>
+        <w:rPr>
+          <w:rFonts w:ascii="Arial" w:eastAsia="Arial" w:hAnsi="Arial" w:cs="Arial"/>
+          <w:sz w:val="22"/>
+          <w:szCs w:val="22"/>
+        </w:rPr>
+        <w:t>Forms</w:t>
+      </w:r>
+      <w:proofErr w:type="spellEnd"/>
+      <w:r>
+        <w:rPr>
+          <w:rFonts w:ascii="Arial" w:eastAsia="Arial" w:hAnsi="Arial" w:cs="Arial"/>
+          <w:sz w:val="22"/>
+          <w:szCs w:val="22"/>
+        </w:rPr>
+        <w:t>) facilita la escalabilidad del sistema. Agregar un nuevo módulo implica crear el modelo correspondiente, implementar su servicio con los métodos CRUD estándar y desarrollar el formulario que lo consume, sin modificar el resto de la aplicación.</w:t>
+      </w:r>
+    </w:p>
+    <w:p>
+      <w:pPr>
+        <w:spacing w:before="80" w:after="80"/>
+        <w:jc w:val="both"/>
+      </w:pPr>
+      <w:r>
+        <w:rPr>
+          <w:rFonts w:ascii="Arial" w:eastAsia="Arial" w:hAnsi="Arial" w:cs="Arial"/>
+          <w:sz w:val="22"/>
+          <w:szCs w:val="22"/>
+        </w:rPr>
+        <w:t>La clase Conectar centraliza el acceso a datos, por lo que migrar de SQLite a otro motor (SQL Server, PostgreSQL) requeriría únicamente actualizar el proveedor en esa clase y ajustar la sintaxis de consultas específicas, sin afectar la capa de servicios ni la de presentación.</w:t>
+      </w:r>
+    </w:p>
+    <w:p>
+      <w:pPr>
+        <w:spacing w:before="60" w:after="60"/>
+      </w:pPr>
+    </w:p>
+    <w:p>
+      <w:pPr>
+        <w:spacing w:before="60" w:after="60"/>
+      </w:pPr>
+    </w:p>
+    <w:p>
+      <w:pPr>
+        <w:spacing w:before="60" w:after="60"/>
+      </w:pPr>
+    </w:p>
+    <w:p>
+      <w:pPr>
+        <w:pStyle w:val="Ttulo2"/>
+      </w:pPr>
+      <w:r>
+        <w:rPr>
+          <w:rFonts w:eastAsia="Arial"/>
+        </w:rPr>
+        <w:lastRenderedPageBreak/>
+        <w:t xml:space="preserve">Posibilidades de </w:t>
+      </w:r>
+      <w:r>
+        <w:t>evolución</w:t>
+      </w:r>
+    </w:p>
+    <w:p>
+      <w:pPr>
+        <w:pStyle w:val="Prrafodelista"/>
+        <w:numPr>
+          <w:ilvl w:val="0"/>
+          <w:numId w:val="4"/>
+        </w:numPr>
+        <w:spacing w:before="60" w:after="60" w:line="240" w:lineRule="auto"/>
+        <w:contextualSpacing w:val="0"/>
+      </w:pPr>
+      <w:r>
+        <w:rPr>
+          <w:rFonts w:ascii="Arial" w:eastAsia="Arial" w:hAnsi="Arial" w:cs="Arial"/>
+          <w:sz w:val="22"/>
+          <w:szCs w:val="22"/>
+        </w:rPr>
+        <w:t xml:space="preserve">migración a arquitectura cliente-servidor: la capa de servicios puede exponerse como una API REST (ASP.NET Core Web API) permitiendo que múltiples clientes se conecten al mismo </w:t>
+      </w:r>
+      <w:proofErr w:type="spellStart"/>
+      <w:r>
+        <w:rPr>
+          <w:rFonts w:ascii="Arial" w:eastAsia="Arial" w:hAnsi="Arial" w:cs="Arial"/>
+          <w:sz w:val="22"/>
+          <w:szCs w:val="22"/>
+        </w:rPr>
+        <w:t>backend</w:t>
+      </w:r>
+      <w:proofErr w:type="spellEnd"/>
+      <w:r>
+        <w:rPr>
+          <w:rFonts w:ascii="Arial" w:eastAsia="Arial" w:hAnsi="Arial" w:cs="Arial"/>
+          <w:sz w:val="22"/>
+          <w:szCs w:val="22"/>
+        </w:rPr>
+        <w:t>.</w:t>
+      </w:r>
+    </w:p>
+    <w:p>
+      <w:pPr>
+        <w:pStyle w:val="Prrafodelista"/>
+        <w:numPr>
+          <w:ilvl w:val="0"/>
+          <w:numId w:val="4"/>
+        </w:numPr>
+        <w:spacing w:before="60" w:after="60" w:line="240" w:lineRule="auto"/>
+        <w:contextualSpacing w:val="0"/>
+      </w:pPr>
+      <w:r>
+        <w:rPr>
+          <w:rFonts w:ascii="Arial" w:eastAsia="Arial" w:hAnsi="Arial" w:cs="Arial"/>
+          <w:sz w:val="22"/>
+          <w:szCs w:val="22"/>
+        </w:rPr>
+        <w:t xml:space="preserve">aplicación web o multiplataforma: con los servicios ya definidos, el </w:t>
+      </w:r>
+      <w:proofErr w:type="spellStart"/>
+      <w:r>
+        <w:rPr>
+          <w:rFonts w:ascii="Arial" w:eastAsia="Arial" w:hAnsi="Arial" w:cs="Arial"/>
+          <w:sz w:val="22"/>
+          <w:szCs w:val="22"/>
+        </w:rPr>
+        <w:t>frontend</w:t>
+      </w:r>
+      <w:proofErr w:type="spellEnd"/>
+      <w:r>
+        <w:rPr>
+          <w:rFonts w:ascii="Arial" w:eastAsia="Arial" w:hAnsi="Arial" w:cs="Arial"/>
+          <w:sz w:val="22"/>
+          <w:szCs w:val="22"/>
+        </w:rPr>
+        <w:t xml:space="preserve"> podría Re implementarse en Blazor </w:t>
+      </w:r>
+      <w:proofErr w:type="spellStart"/>
+      <w:r>
+        <w:rPr>
+          <w:rFonts w:ascii="Arial" w:eastAsia="Arial" w:hAnsi="Arial" w:cs="Arial"/>
+          <w:sz w:val="22"/>
+          <w:szCs w:val="22"/>
+        </w:rPr>
+        <w:t>WebAssembly</w:t>
+      </w:r>
+      <w:proofErr w:type="spellEnd"/>
+      <w:r>
+        <w:rPr>
+          <w:rFonts w:ascii="Arial" w:eastAsia="Arial" w:hAnsi="Arial" w:cs="Arial"/>
+          <w:sz w:val="22"/>
+          <w:szCs w:val="22"/>
+        </w:rPr>
+        <w:t xml:space="preserve">, </w:t>
+      </w:r>
+      <w:proofErr w:type="spellStart"/>
+      <w:r>
+        <w:rPr>
+          <w:rFonts w:ascii="Arial" w:eastAsia="Arial" w:hAnsi="Arial" w:cs="Arial"/>
+          <w:sz w:val="22"/>
+          <w:szCs w:val="22"/>
+        </w:rPr>
+        <w:t>React</w:t>
+      </w:r>
+      <w:proofErr w:type="spellEnd"/>
+      <w:r>
+        <w:rPr>
+          <w:rFonts w:ascii="Arial" w:eastAsia="Arial" w:hAnsi="Arial" w:cs="Arial"/>
+          <w:sz w:val="22"/>
+          <w:szCs w:val="22"/>
+        </w:rPr>
+        <w:t xml:space="preserve"> o .NET MAUI para soportar otros sistemas operativos y dispositivos móviles.</w:t>
+      </w:r>
+    </w:p>
+    <w:p>
+      <w:pPr>
+        <w:pStyle w:val="Prrafodelista"/>
+        <w:numPr>
+          <w:ilvl w:val="0"/>
+          <w:numId w:val="4"/>
+        </w:numPr>
+        <w:spacing w:before="60" w:after="60" w:line="240" w:lineRule="auto"/>
+        <w:contextualSpacing w:val="0"/>
+      </w:pPr>
+      <w:r>
+        <w:rPr>
+          <w:rFonts w:ascii="Arial" w:eastAsia="Arial" w:hAnsi="Arial" w:cs="Arial"/>
+          <w:sz w:val="22"/>
+          <w:szCs w:val="22"/>
+        </w:rPr>
+        <w:t xml:space="preserve">integración con sistemas de facturación AFIP: agregar soporte para emisión de facturas electrónicas a través de </w:t>
+      </w:r>
+      <w:r>
+        <w:rPr>
+          <w:rFonts w:ascii="Arial" w:eastAsia="Arial" w:hAnsi="Arial" w:cs="Arial"/>
+          <w:sz w:val="22"/>
+          <w:szCs w:val="22"/>
+        </w:rPr>
+        <w:t>las web cervices</w:t>
+      </w:r>
+      <w:r>
+        <w:rPr>
+          <w:rFonts w:ascii="Arial" w:eastAsia="Arial" w:hAnsi="Arial" w:cs="Arial"/>
+          <w:sz w:val="22"/>
+          <w:szCs w:val="22"/>
+        </w:rPr>
+        <w:t xml:space="preserve"> de AFIP, reemplazando el comprobante actual no fiscal.</w:t>
+      </w:r>
+    </w:p>
+    <w:p>
+      <w:pPr>
+        <w:pStyle w:val="Prrafodelista"/>
+        <w:numPr>
+          <w:ilvl w:val="0"/>
+          <w:numId w:val="4"/>
+        </w:numPr>
+        <w:spacing w:before="60" w:after="60" w:line="240" w:lineRule="auto"/>
+        <w:contextualSpacing w:val="0"/>
+      </w:pPr>
+      <w:r>
+        <w:rPr>
+          <w:rFonts w:ascii="Arial" w:eastAsia="Arial" w:hAnsi="Arial" w:cs="Arial"/>
+          <w:sz w:val="22"/>
+          <w:szCs w:val="22"/>
+        </w:rPr>
+        <w:t>Módulo</w:t>
+      </w:r>
+      <w:r>
+        <w:rPr>
+          <w:rFonts w:ascii="Arial" w:eastAsia="Arial" w:hAnsi="Arial" w:cs="Arial"/>
+          <w:sz w:val="22"/>
+          <w:szCs w:val="22"/>
+        </w:rPr>
+        <w:t xml:space="preserve"> de reportes avanzados: generación de informes de rentabilidad, rotación de inventario y proyecciones de ventas con graficos exportables a PDF o Excel.</w:t>
+      </w:r>
+    </w:p>
+    <w:p/>
+    <w:p>
+      <w:pPr>
+        <w:pStyle w:val="Ttulo2"/>
+      </w:pPr>
     </w:p>
     <w:sectPr>
-      <w:footerReference w:type="default" r:id="rId11"/>
+      <w:footerReference w:type="default" r:id="rId10"/>
       <w:pgSz w:w="11906" w:h="16838"/>
       <w:pgMar w:top="1417" w:right="1701" w:bottom="1417" w:left="1701" w:header="708" w:footer="708" w:gutter="0"/>
       <w:cols w:space="708"/>
@@ -1196,6 +3483,60 @@
 <file path=word/numbering.xml><?xml version="1.0" encoding="utf-8"?>
 <w:numbering xmlns:wpc="http://schemas.microsoft.com/office/word/2010/wordprocessingCanvas" xmlns:cx="http://schemas.microsoft.com/office/drawing/2014/chartex" xmlns:cx1="http://schemas.microsoft.com/office/drawing/2015/9/8/chartex" xmlns:cx2="http://schemas.microsoft.com/office/drawing/2015/10/21/chartex" xmlns:cx3="http://schemas.microsoft.com/office/drawing/2016/5/9/chartex" xmlns:cx4="http://schemas.microsoft.com/office/drawing/2016/5/10/chartex" xmlns:cx5="http://schemas.microsoft.com/office/drawing/2016/5/11/chartex" xmlns:cx6="http://schemas.microsoft.com/office/drawing/2016/5/12/chartex" xmlns:cx7="http://schemas.microsoft.com/office/drawing/2016/5/13/chartex" xmlns:cx8="http://schemas.microsoft.com/office/drawing/2016/5/14/chartex" xmlns:mc="http://schemas.openxmlformats.org/markup-compatibility/2006" xmlns:aink="http://schemas.microsoft.com/office/drawing/2016/ink" xmlns:am3d="http://schemas.microsoft.com/office/drawing/2017/model3d" xmlns:o="urn:schemas-microsoft-com:office:office" xmlns:oel="http://schemas.microsoft.com/office/2019/extlst" xmlns:r="http://schemas.openxmlformats.org/officeDocument/2006/relationships" xmlns:m="http://schemas.openxmlformats.org/officeDocument/2006/math" xmlns:v="urn:schemas-microsoft-com:vml" xmlns:wp14="http://schemas.microsoft.com/office/word/2010/wordprocessingDrawing" xmlns:wp="http://schemas.openxmlformats.org/drawingml/2006/wordprocessingDrawing" xmlns:w10="urn:schemas-microsoft-com:office:word" xmlns:w="http://schemas.openxmlformats.org/wordprocessingml/2006/main" xmlns:w14="http://schemas.microsoft.com/office/word/2010/wordml" xmlns:w15="http://schemas.microsoft.com/office/word/2012/wordml" xmlns:w16cex="http://schemas.microsoft.com/office/word/2018/wordml/cex" xmlns:w16cid="http://schemas.microsoft.com/office/word/2016/wordml/cid" xmlns:w16="http://schemas.microsoft.com/office/word/2018/wordml" xmlns:w16du="http://schemas.microsoft.com/office/word/2023/wordml/word16du" xmlns:w16sdtdh="http://schemas.microsoft.com/office/word/2020/wordml/sdtdatahash" xmlns:w16sdtfl="http://schemas.microsoft.com/office/word/2024/wordml/sdtformatlock" xmlns:w16se="http://schemas.microsoft.com/office/word/2015/wordml/symex" xmlns:wpg="http://schemas.microsoft.com/office/word/2010/wordprocessingGroup" xmlns:wpi="http://schemas.microsoft.com/office/word/2010/wordprocessingInk" xmlns:wne="http://schemas.microsoft.com/office/word/2006/wordml" xmlns:wps="http://schemas.microsoft.com/office/word/2010/wordprocessingShape" mc:Ignorable="w14 w15 w16se w16cid w16 w16cex w16sdtdh w16sdtfl w16du wp14">
   <w:abstractNum w:abstractNumId="0" w15:restartNumberingAfterBreak="0">
+    <w:nsid w:val="150101F7"/>
+    <w:multiLevelType w:val="hybridMultilevel"/>
+    <w:tmpl w:val="1C6CD7DE"/>
+    <w:lvl w:ilvl="0" w:tplc="018E139A">
+      <w:start w:val="1"/>
+      <w:numFmt w:val="bullet"/>
+      <w:lvlText w:val="•"/>
+      <w:lvlJc w:val="left"/>
+      <w:pPr>
+        <w:ind w:left="720" w:hanging="360"/>
+      </w:pPr>
+    </w:lvl>
+    <w:lvl w:ilvl="1" w:tplc="49DCE716">
+      <w:numFmt w:val="decimal"/>
+      <w:lvlText w:val=""/>
+      <w:lvlJc w:val="left"/>
+    </w:lvl>
+    <w:lvl w:ilvl="2" w:tplc="FB0A7A48">
+      <w:numFmt w:val="decimal"/>
+      <w:lvlText w:val=""/>
+      <w:lvlJc w:val="left"/>
+    </w:lvl>
+    <w:lvl w:ilvl="3" w:tplc="7E8E85FC">
+      <w:numFmt w:val="decimal"/>
+      <w:lvlText w:val=""/>
+      <w:lvlJc w:val="left"/>
+    </w:lvl>
+    <w:lvl w:ilvl="4" w:tplc="BC06E62C">
+      <w:numFmt w:val="decimal"/>
+      <w:lvlText w:val=""/>
+      <w:lvlJc w:val="left"/>
+    </w:lvl>
+    <w:lvl w:ilvl="5" w:tplc="D9A6495C">
+      <w:numFmt w:val="decimal"/>
+      <w:lvlText w:val=""/>
+      <w:lvlJc w:val="left"/>
+    </w:lvl>
+    <w:lvl w:ilvl="6" w:tplc="AEEE907E">
+      <w:numFmt w:val="decimal"/>
+      <w:lvlText w:val=""/>
+      <w:lvlJc w:val="left"/>
+    </w:lvl>
+    <w:lvl w:ilvl="7" w:tplc="D49ABBFA">
+      <w:numFmt w:val="decimal"/>
+      <w:lvlText w:val=""/>
+      <w:lvlJc w:val="left"/>
+    </w:lvl>
+    <w:lvl w:ilvl="8" w:tplc="0C2AEF36">
+      <w:numFmt w:val="decimal"/>
+      <w:lvlText w:val=""/>
+      <w:lvlJc w:val="left"/>
+    </w:lvl>
+  </w:abstractNum>
+  <w:abstractNum w:abstractNumId="1" w15:restartNumberingAfterBreak="0">
     <w:nsid w:val="56BD6692"/>
     <w:multiLevelType w:val="hybridMultilevel"/>
     <w:tmpl w:val="5DD2D9E0"/>
@@ -1316,7 +3657,7 @@
       </w:rPr>
     </w:lvl>
   </w:abstractNum>
-  <w:abstractNum w:abstractNumId="1" w15:restartNumberingAfterBreak="0">
+  <w:abstractNum w:abstractNumId="2" w15:restartNumberingAfterBreak="0">
     <w:nsid w:val="69647A21"/>
     <w:multiLevelType w:val="hybridMultilevel"/>
     <w:tmpl w:val="2AD8EA4A"/>
@@ -1437,7 +3778,7 @@
       </w:rPr>
     </w:lvl>
   </w:abstractNum>
-  <w:abstractNum w:abstractNumId="2" w15:restartNumberingAfterBreak="0">
+  <w:abstractNum w:abstractNumId="3" w15:restartNumberingAfterBreak="0">
     <w:nsid w:val="6E421D34"/>
     <w:multiLevelType w:val="hybridMultilevel"/>
     <w:tmpl w:val="28FA600A"/>
@@ -1569,13 +3910,19 @@
     </w:lvl>
   </w:abstractNum>
   <w:num w:numId="1" w16cid:durableId="884944473">
+    <w:abstractNumId w:val="2"/>
+  </w:num>
+  <w:num w:numId="2" w16cid:durableId="289674686">
+    <w:abstractNumId w:val="3"/>
+  </w:num>
+  <w:num w:numId="3" w16cid:durableId="587808640">
     <w:abstractNumId w:val="1"/>
   </w:num>
-  <w:num w:numId="2" w16cid:durableId="289674686">
-    <w:abstractNumId w:val="2"/>
-  </w:num>
-  <w:num w:numId="3" w16cid:durableId="587808640">
+  <w:num w:numId="4" w16cid:durableId="371423034">
     <w:abstractNumId w:val="0"/>
+    <w:lvlOverride w:ilvl="0">
+      <w:startOverride w:val="1"/>
+    </w:lvlOverride>
   </w:num>
 </w:numbering>
 </file>
@@ -1779,7 +4126,7 @@
     <w:lsdException w:name="Medium Shading 2 Accent 1" w:uiPriority="64"/>
     <w:lsdException w:name="Medium List 1 Accent 1" w:uiPriority="65"/>
     <w:lsdException w:name="Revision" w:semiHidden="1"/>
-    <w:lsdException w:name="List Paragraph" w:uiPriority="1" w:qFormat="1"/>
+    <w:lsdException w:name="List Paragraph" w:uiPriority="0" w:qFormat="1"/>
     <w:lsdException w:name="Quote" w:uiPriority="29" w:qFormat="1"/>
     <w:lsdException w:name="Intense Quote" w:uiPriority="30" w:qFormat="1"/>
     <w:lsdException w:name="Medium List 2 Accent 1" w:uiPriority="66"/>
@@ -2181,7 +4528,6 @@
   <w:style w:type="character" w:default="1" w:styleId="Fuentedeprrafopredeter">
     <w:name w:val="Default Paragraph Font"/>
     <w:uiPriority w:val="1"/>
-    <w:semiHidden/>
     <w:unhideWhenUsed/>
   </w:style>
   <w:style w:type="table" w:default="1" w:styleId="Tablanormal">
@@ -2223,7 +4569,6 @@
     <w:basedOn w:val="Fuentedeprrafopredeter"/>
     <w:link w:val="Ttulo2"/>
     <w:uiPriority w:val="9"/>
-    <w:semiHidden/>
     <w:rsid w:val="00645E10"/>
     <w:rPr>
       <w:rFonts w:asciiTheme="majorHAnsi" w:eastAsiaTheme="majorEastAsia" w:hAnsiTheme="majorHAnsi" w:cstheme="majorBidi"/>
@@ -2425,7 +4770,6 @@
   <w:style w:type="paragraph" w:styleId="Prrafodelista">
     <w:name w:val="List Paragraph"/>
     <w:basedOn w:val="Normal"/>
-    <w:uiPriority w:val="1"/>
     <w:qFormat/>
     <w:rsid w:val="00645E10"/>
     <w:pPr>

--- a/Lam7ara/Documentation/LAM7ARA-TERCERA ENTREGA.docx
+++ b/Lam7ara/Documentation/LAM7ARA-TERCERA ENTREGA.docx
@@ -874,7 +874,7 @@
     </w:p>
     <w:p>
       <w:pPr>
-        <w:pStyle w:val="Ttulo2"/>
+        <w:pStyle w:val="Ttulo3"/>
         <w:rPr>
           <w:rFonts w:eastAsia="Arial"/>
         </w:rPr>
@@ -887,97 +887,70 @@
       </w:r>
     </w:p>
     <w:p>
-      <w:pPr>
+      <w:r>
+        <w:t>Primera actualización:</w:t>
+      </w:r>
+    </w:p>
+    <w:p>
+      <w:pPr>
+        <w:ind w:left="708"/>
         <w:rPr>
           <w:b/>
           <w:bCs/>
         </w:rPr>
       </w:pPr>
-      <w:r>
-        <w:t xml:space="preserve">Primera actualización: </w:t>
-      </w:r>
       <w:hyperlink r:id="rId8" w:history="1">
-        <w:proofErr w:type="spellStart"/>
         <w:r>
           <w:rPr>
             <w:rStyle w:val="Hipervnculo"/>
             <w:b/>
             <w:bCs/>
           </w:rPr>
-          <w:t>Aplicacion</w:t>
+          <w:t xml:space="preserve">Aplicacion Gestion en WINDOWS FORM C# + BASE </w:t>
         </w:r>
-        <w:proofErr w:type="spellEnd"/>
+      </w:hyperlink>
+      <w:r>
+        <w:rPr>
+          <w:b/>
+          <w:bCs/>
+        </w:rPr>
+        <w:br/>
+        <w:t xml:space="preserve">url: </w:t>
+      </w:r>
+      <w:hyperlink r:id="rId9" w:history="1">
         <w:r>
           <w:rPr>
             <w:rStyle w:val="Hipervnculo"/>
             <w:b/>
             <w:bCs/>
           </w:rPr>
-          <w:t xml:space="preserve"> </w:t>
-        </w:r>
-        <w:proofErr w:type="spellStart"/>
-        <w:r>
-          <w:rPr>
-            <w:rStyle w:val="Hipervnculo"/>
-            <w:b/>
-            <w:bCs/>
-          </w:rPr>
-          <w:t>Gestion</w:t>
-        </w:r>
-        <w:proofErr w:type="spellEnd"/>
-        <w:r>
-          <w:rPr>
-            <w:rStyle w:val="Hipervnculo"/>
-            <w:b/>
-            <w:bCs/>
-          </w:rPr>
-          <w:t xml:space="preserve"> en WINDOWS FORM C# + BASE DATOS SQL</w:t>
+          <w:t>https://www.youtube.com/watch?v=IKaChQBjEfE</w:t>
         </w:r>
       </w:hyperlink>
-      <w:r>
+    </w:p>
+    <w:p>
+      <w:pPr>
+        <w:ind w:left="708"/>
         <w:rPr>
           <w:b/>
           <w:bCs/>
         </w:rPr>
-        <w:br/>
-        <w:t xml:space="preserve">url: </w:t>
-      </w:r>
-      <w:r>
+      </w:pPr>
+    </w:p>
+    <w:p>
+      <w:r>
+        <w:t>Segunda actualización (versión actual):</w:t>
+      </w:r>
+    </w:p>
+    <w:p>
+      <w:pPr>
+        <w:ind w:firstLine="708"/>
         <w:rPr>
           <w:b/>
           <w:bCs/>
         </w:rPr>
-        <w:t>https://www.youtube.com/watch?v=IKaChQBjEfE</w:t>
-      </w:r>
-    </w:p>
-    <w:p>
-      <w:pPr>
-        <w:rPr>
-          <w:b/>
-          <w:bCs/>
-        </w:rPr>
-      </w:pPr>
-      <w:r>
-        <w:t>Segunda actualización (versión actual)</w:t>
-      </w:r>
-      <w:r>
-        <w:t>:</w:t>
-      </w:r>
-      <w:r>
-        <w:rPr>
-          <w:rFonts w:ascii="Roboto" w:eastAsia="Times New Roman" w:hAnsi="Roboto" w:cs="Times New Roman"/>
-          <w:b/>
-          <w:bCs/>
-          <w:color w:val="F1F1F1"/>
-          <w:kern w:val="36"/>
-          <w:sz w:val="48"/>
-          <w:szCs w:val="48"/>
-          <w:lang w:eastAsia="es-ES"/>
-          <w14:ligatures w14:val="none"/>
-        </w:rPr>
-        <w:t xml:space="preserve"> </w:t>
-      </w:r>
-      <w:hyperlink r:id="rId9" w:history="1">
+      </w:pPr>
+      <w:hyperlink r:id="rId10" w:history="1">
         <w:r>
           <w:rPr>
             <w:rStyle w:val="Hipervnculo"/>
@@ -990,6 +963,7 @@
     </w:p>
     <w:p>
       <w:pPr>
+        <w:ind w:firstLine="708"/>
         <w:rPr>
           <w:b/>
           <w:bCs/>
@@ -1037,6 +1011,7 @@
     <w:p>
       <w:pPr>
         <w:spacing w:before="60" w:after="60"/>
+        <w:jc w:val="both"/>
         <w:rPr>
           <w:rFonts w:ascii="Arial" w:hAnsi="Arial" w:cs="Arial"/>
         </w:rPr>
@@ -1053,14 +1028,12 @@
         </w:rPr>
         <w:t xml:space="preserve">lograr conseguir una forma de mantener la integridad de la base de datos, entendiendo el nivel de riesgo que conlleva tener la base de datos a simple vista, decidí que el sistema </w:t>
       </w:r>
-      <w:proofErr w:type="gramStart"/>
       <w:r>
         <w:rPr>
           <w:rFonts w:ascii="Arial" w:hAnsi="Arial" w:cs="Arial"/>
         </w:rPr>
-        <w:t>guarde</w:t>
-      </w:r>
-      <w:proofErr w:type="gramEnd"/>
+        <w:t>guardé</w:t>
+      </w:r>
       <w:r>
         <w:rPr>
           <w:rFonts w:ascii="Arial" w:hAnsi="Arial" w:cs="Arial"/>
@@ -1438,7 +1411,17 @@
                 <w:sz w:val="20"/>
                 <w:szCs w:val="20"/>
               </w:rPr>
-              <w:t>normalización de la base de datos</w:t>
+              <w:t>N</w:t>
+            </w:r>
+            <w:r>
+              <w:rPr>
+                <w:rFonts w:ascii="Arial" w:eastAsia="Arial" w:hAnsi="Arial" w:cs="Arial"/>
+                <w:b/>
+                <w:bCs/>
+                <w:sz w:val="20"/>
+                <w:szCs w:val="20"/>
+              </w:rPr>
+              <w:t>ormalización de la base de datos</w:t>
             </w:r>
           </w:p>
         </w:tc>
@@ -1483,7 +1466,16 @@
                 <w:sz w:val="20"/>
                 <w:szCs w:val="20"/>
               </w:rPr>
-              <w:t xml:space="preserve"> como columna (rompiendo normalización), y </w:t>
+              <w:t xml:space="preserve"> como columna (rompiendo </w:t>
+            </w:r>
+            <w:r>
+              <w:rPr>
+                <w:rFonts w:ascii="Arial" w:eastAsia="Arial" w:hAnsi="Arial" w:cs="Arial"/>
+                <w:sz w:val="20"/>
+                <w:szCs w:val="20"/>
+              </w:rPr>
+              <w:lastRenderedPageBreak/>
+              <w:t xml:space="preserve">normalización), y </w:t>
             </w:r>
             <w:proofErr w:type="spellStart"/>
             <w:r>
@@ -1537,25 +1529,7 @@
                 <w:sz w:val="20"/>
                 <w:szCs w:val="20"/>
               </w:rPr>
-              <w:t xml:space="preserve"> (</w:t>
-            </w:r>
-            <w:proofErr w:type="spellStart"/>
-            <w:r>
-              <w:rPr>
-                <w:rFonts w:ascii="Arial" w:eastAsia="Arial" w:hAnsi="Arial" w:cs="Arial"/>
-                <w:sz w:val="20"/>
-                <w:szCs w:val="20"/>
-              </w:rPr>
-              <w:t>snapshot</w:t>
-            </w:r>
-            <w:proofErr w:type="spellEnd"/>
-            <w:r>
-              <w:rPr>
-                <w:rFonts w:ascii="Arial" w:eastAsia="Arial" w:hAnsi="Arial" w:cs="Arial"/>
-                <w:sz w:val="20"/>
-                <w:szCs w:val="20"/>
-              </w:rPr>
-              <w:t xml:space="preserve"> del precio).</w:t>
+              <w:t xml:space="preserve"> </w:t>
             </w:r>
           </w:p>
         </w:tc>
@@ -1582,6 +1556,7 @@
                 <w:sz w:val="20"/>
                 <w:szCs w:val="20"/>
               </w:rPr>
+              <w:lastRenderedPageBreak/>
               <w:t xml:space="preserve">Se rediseño el esquema: Cajas absorbe apertura y cierre en una sola tabla con Estado (Abierta/Cerrada); </w:t>
             </w:r>
             <w:proofErr w:type="spellStart"/>
@@ -1609,6 +1584,7 @@
                 <w:sz w:val="20"/>
                 <w:szCs w:val="20"/>
               </w:rPr>
+              <w:lastRenderedPageBreak/>
               <w:t>PrecioUnitario</w:t>
             </w:r>
             <w:proofErr w:type="spellEnd"/>
@@ -1650,7 +1626,17 @@
                 <w:szCs w:val="20"/>
               </w:rPr>
               <w:lastRenderedPageBreak/>
-              <w:t>integración de la API de cotizaciones</w:t>
+              <w:t>I</w:t>
+            </w:r>
+            <w:r>
+              <w:rPr>
+                <w:rFonts w:ascii="Arial" w:eastAsia="Arial" w:hAnsi="Arial" w:cs="Arial"/>
+                <w:b/>
+                <w:bCs/>
+                <w:sz w:val="20"/>
+                <w:szCs w:val="20"/>
+              </w:rPr>
+              <w:t>ntegración de la API de cotizaciones</w:t>
             </w:r>
           </w:p>
         </w:tc>
@@ -1879,7 +1865,17 @@
                 <w:sz w:val="20"/>
                 <w:szCs w:val="20"/>
               </w:rPr>
-              <w:t>gestión de la base de datos en App Data</w:t>
+              <w:t>G</w:t>
+            </w:r>
+            <w:r>
+              <w:rPr>
+                <w:rFonts w:ascii="Arial" w:eastAsia="Arial" w:hAnsi="Arial" w:cs="Arial"/>
+                <w:b/>
+                <w:bCs/>
+                <w:sz w:val="20"/>
+                <w:szCs w:val="20"/>
+              </w:rPr>
+              <w:t>estión de la base de datos en App Data</w:t>
             </w:r>
           </w:p>
         </w:tc>
@@ -2098,7 +2094,13 @@
         <w:rPr>
           <w:rFonts w:eastAsia="Arial"/>
         </w:rPr>
-        <w:t>satisfacción</w:t>
+        <w:t>S</w:t>
+      </w:r>
+      <w:r>
+        <w:rPr>
+          <w:rFonts w:eastAsia="Arial"/>
+        </w:rPr>
+        <w:t>atisfacción</w:t>
       </w:r>
       <w:r>
         <w:rPr>
@@ -2452,7 +2454,13 @@
         <w:rPr>
           <w:rFonts w:eastAsia="Arial"/>
         </w:rPr>
-        <w:t xml:space="preserve">Impacto Potencial </w:t>
+        <w:t>I</w:t>
+      </w:r>
+      <w:r>
+        <w:rPr>
+          <w:rFonts w:eastAsia="Arial"/>
+        </w:rPr>
+        <w:t xml:space="preserve">mpacto Potencial </w:t>
       </w:r>
       <w:r>
         <w:t>del</w:t>
@@ -2503,7 +2511,23 @@
           <w:sz w:val="22"/>
           <w:szCs w:val="22"/>
         </w:rPr>
-        <w:t>El uso de SQLite como motor de base de datos local garantiza que la aplicación funcione sin dependencias de red o servidores externos, haciendo la resiliente y apropiada para el contexto de conectividad variable de comercios pequeños y medianos.</w:t>
+        <w:t xml:space="preserve">El uso de SQLite como motor de base de datos local garantiza que la aplicación funcione sin dependencias de red o servidores externos, haciendo </w:t>
+      </w:r>
+      <w:r>
+        <w:rPr>
+          <w:rFonts w:ascii="Arial" w:eastAsia="Arial" w:hAnsi="Arial" w:cs="Arial"/>
+          <w:sz w:val="22"/>
+          <w:szCs w:val="22"/>
+        </w:rPr>
+        <w:t>la</w:t>
+      </w:r>
+      <w:r>
+        <w:rPr>
+          <w:rFonts w:ascii="Arial" w:eastAsia="Arial" w:hAnsi="Arial" w:cs="Arial"/>
+          <w:sz w:val="22"/>
+          <w:szCs w:val="22"/>
+        </w:rPr>
+        <w:t xml:space="preserve"> apropiada para el contexto de conectividad variable de comercios pequeños y medianos.</w:t>
       </w:r>
     </w:p>
     <w:p>
@@ -2512,14 +2536,12 @@
       </w:pPr>
     </w:p>
     <w:p>
+      <w:pPr>
+        <w:pStyle w:val="Ttulo1"/>
+      </w:pPr>
       <w:r>
         <w:br w:type="page"/>
       </w:r>
-    </w:p>
-    <w:p>
-      <w:pPr>
-        <w:pStyle w:val="Ttulo1"/>
-      </w:pPr>
       <w:r>
         <w:rPr>
           <w:rFonts w:eastAsia="Arial"/>
@@ -2818,7 +2840,17 @@
                 <w:sz w:val="20"/>
                 <w:szCs w:val="20"/>
               </w:rPr>
-              <w:t>sincronización entre equipos</w:t>
+              <w:t>S</w:t>
+            </w:r>
+            <w:r>
+              <w:rPr>
+                <w:rFonts w:ascii="Arial" w:eastAsia="Arial" w:hAnsi="Arial" w:cs="Arial"/>
+                <w:b/>
+                <w:bCs/>
+                <w:sz w:val="20"/>
+                <w:szCs w:val="20"/>
+              </w:rPr>
+              <w:t>incronización entre equipos</w:t>
             </w:r>
           </w:p>
         </w:tc>
@@ -3000,7 +3032,17 @@
                 <w:sz w:val="20"/>
                 <w:szCs w:val="20"/>
               </w:rPr>
-              <w:t>aplicación web o multiplataforma</w:t>
+              <w:t>A</w:t>
+            </w:r>
+            <w:r>
+              <w:rPr>
+                <w:rFonts w:ascii="Arial" w:eastAsia="Arial" w:hAnsi="Arial" w:cs="Arial"/>
+                <w:b/>
+                <w:bCs/>
+                <w:sz w:val="20"/>
+                <w:szCs w:val="20"/>
+              </w:rPr>
+              <w:t>plicación web o multiplataforma</w:t>
             </w:r>
           </w:p>
         </w:tc>
@@ -3394,7 +3436,7 @@
       </w:pPr>
     </w:p>
     <w:sectPr>
-      <w:footerReference w:type="default" r:id="rId10"/>
+      <w:footerReference w:type="default" r:id="rId11"/>
       <w:pgSz w:w="11906" w:h="16838"/>
       <w:pgMar w:top="1417" w:right="1701" w:bottom="1417" w:left="1701" w:header="708" w:footer="708" w:gutter="0"/>
       <w:cols w:space="708"/>
@@ -4528,6 +4570,7 @@
   <w:style w:type="character" w:default="1" w:styleId="Fuentedeprrafopredeter">
     <w:name w:val="Default Paragraph Font"/>
     <w:uiPriority w:val="1"/>
+    <w:semiHidden/>
     <w:unhideWhenUsed/>
   </w:style>
   <w:style w:type="table" w:default="1" w:styleId="Tablanormal">

--- a/Lam7ara/Documentation/LAM7ARA-TERCERA ENTREGA.docx
+++ b/Lam7ara/Documentation/LAM7ARA-TERCERA ENTREGA.docx
@@ -1,6 +1,6 @@
 
 <file path=word/document.xml><?xml version="1.0" encoding="utf-8"?>
-<w:document xmlns:wpc="http://schemas.microsoft.com/office/word/2010/wordprocessingCanvas" xmlns:cx="http://schemas.microsoft.com/office/drawing/2014/chartex" xmlns:cx1="http://schemas.microsoft.com/office/drawing/2015/9/8/chartex" xmlns:cx2="http://schemas.microsoft.com/office/drawing/2015/10/21/chartex" xmlns:cx3="http://schemas.microsoft.com/office/drawing/2016/5/9/chartex" xmlns:cx4="http://schemas.microsoft.com/office/drawing/2016/5/10/chartex" xmlns:cx5="http://schemas.microsoft.com/office/drawing/2016/5/11/chartex" xmlns:cx6="http://schemas.microsoft.com/office/drawing/2016/5/12/chartex" xmlns:cx7="http://schemas.microsoft.com/office/drawing/2016/5/13/chartex" xmlns:cx8="http://schemas.microsoft.com/office/drawing/2016/5/14/chartex" xmlns:mc="http://schemas.openxmlformats.org/markup-compatibility/2006" xmlns:aink="http://schemas.microsoft.com/office/drawing/2016/ink" xmlns:am3d="http://schemas.microsoft.com/office/drawing/2017/model3d" xmlns:o="urn:schemas-microsoft-com:office:office" xmlns:oel="http://schemas.microsoft.com/office/2019/extlst" xmlns:r="http://schemas.openxmlformats.org/officeDocument/2006/relationships" xmlns:m="http://schemas.openxmlformats.org/officeDocument/2006/math" xmlns:v="urn:schemas-microsoft-com:vml" xmlns:wp14="http://schemas.microsoft.com/office/word/2010/wordprocessingDrawing" xmlns:wp="http://schemas.openxmlformats.org/drawingml/2006/wordprocessingDrawing" xmlns:w10="urn:schemas-microsoft-com:office:word" xmlns:w="http://schemas.openxmlformats.org/wordprocessingml/2006/main" xmlns:w14="http://schemas.microsoft.com/office/word/2010/wordml" xmlns:w15="http://schemas.microsoft.com/office/word/2012/wordml" xmlns:w16cex="http://schemas.microsoft.com/office/word/2018/wordml/cex" xmlns:w16cid="http://schemas.microsoft.com/office/word/2016/wordml/cid" xmlns:w16="http://schemas.microsoft.com/office/word/2018/wordml" xmlns:w16du="http://schemas.microsoft.com/office/word/2023/wordml/word16du" xmlns:w16sdtdh="http://schemas.microsoft.com/office/word/2020/wordml/sdtdatahash" xmlns:w16sdtfl="http://schemas.microsoft.com/office/word/2024/wordml/sdtformatlock" xmlns:w16se="http://schemas.microsoft.com/office/word/2015/wordml/symex" xmlns:wpg="http://schemas.microsoft.com/office/word/2010/wordprocessingGroup" xmlns:wpi="http://schemas.microsoft.com/office/word/2010/wordprocessingInk" xmlns:wne="http://schemas.microsoft.com/office/word/2006/wordml" xmlns:wps="http://schemas.microsoft.com/office/word/2010/wordprocessingShape" mc:Ignorable="w14 w15 w16se w16cid w16 w16cex w16sdtdh w16sdtfl w16du wp14">
+<w:document xmlns:wpc="http://schemas.microsoft.com/office/word/2010/wordprocessingCanvas" xmlns:cx="http://schemas.microsoft.com/office/drawing/2014/chartex" xmlns:mc="http://schemas.openxmlformats.org/markup-compatibility/2006" xmlns:o="urn:schemas-microsoft-com:office:office" xmlns:r="http://schemas.openxmlformats.org/officeDocument/2006/relationships" xmlns:m="http://schemas.openxmlformats.org/officeDocument/2006/math" xmlns:v="urn:schemas-microsoft-com:vml" xmlns:wp14="http://schemas.microsoft.com/office/word/2010/wordprocessingDrawing" xmlns:wp="http://schemas.openxmlformats.org/drawingml/2006/wordprocessingDrawing" xmlns:w10="urn:schemas-microsoft-com:office:word" xmlns:w="http://schemas.openxmlformats.org/wordprocessingml/2006/main" xmlns:w14="http://schemas.microsoft.com/office/word/2010/wordml" xmlns:w15="http://schemas.microsoft.com/office/word/2012/wordml" xmlns:w16se="http://schemas.microsoft.com/office/word/2015/wordml/symex" xmlns:wpg="http://schemas.microsoft.com/office/word/2010/wordprocessingGroup" xmlns:wpi="http://schemas.microsoft.com/office/word/2010/wordprocessingInk" xmlns:wne="http://schemas.microsoft.com/office/word/2006/wordml" xmlns:wps="http://schemas.microsoft.com/office/word/2010/wordprocessingShape" mc:Ignorable="w14 w15 w16se wp14">
   <w:body>
     <w:p>
       <w:pPr>
@@ -11,6 +11,7 @@
           <w:rFonts w:ascii="Times New Roman"/>
           <w:noProof/>
           <w:sz w:val="20"/>
+          <w:lang w:val="es-AR" w:eastAsia="es-AR"/>
         </w:rPr>
         <w:drawing>
           <wp:inline distT="0" distB="0" distL="0" distR="0" wp14:anchorId="01B22D87" wp14:editId="2B893B4F">
@@ -138,6 +139,7 @@
       <w:r>
         <w:rPr>
           <w:noProof/>
+          <w:lang w:val="es-AR" w:eastAsia="es-AR"/>
         </w:rPr>
         <mc:AlternateContent>
           <mc:Choice Requires="wps">
@@ -207,7 +209,7 @@
               </wp:anchor>
             </w:drawing>
           </mc:Choice>
-          <mc:Fallback>
+          <mc:Fallback xmlns:w16sdtfl="http://schemas.microsoft.com/office/word/2024/wordml/sdtformatlock" xmlns:w16sdtdh="http://schemas.microsoft.com/office/word/2020/wordml/sdtdatahash" xmlns:w16du="http://schemas.microsoft.com/office/word/2023/wordml/word16du" xmlns:w16="http://schemas.microsoft.com/office/word/2018/wordml" xmlns:w16cid="http://schemas.microsoft.com/office/word/2016/wordml/cid" xmlns:w16cex="http://schemas.microsoft.com/office/word/2018/wordml/cex" xmlns:oel="http://schemas.microsoft.com/office/2019/extlst" xmlns:am3d="http://schemas.microsoft.com/office/drawing/2017/model3d" xmlns:aink="http://schemas.microsoft.com/office/drawing/2016/ink" xmlns:cx8="http://schemas.microsoft.com/office/drawing/2016/5/14/chartex" xmlns:cx7="http://schemas.microsoft.com/office/drawing/2016/5/13/chartex" xmlns:cx6="http://schemas.microsoft.com/office/drawing/2016/5/12/chartex" xmlns:cx5="http://schemas.microsoft.com/office/drawing/2016/5/11/chartex" xmlns:cx4="http://schemas.microsoft.com/office/drawing/2016/5/10/chartex" xmlns:cx3="http://schemas.microsoft.com/office/drawing/2016/5/9/chartex" xmlns:cx2="http://schemas.microsoft.com/office/drawing/2015/10/21/chartex" xmlns:cx1="http://schemas.microsoft.com/office/drawing/2015/9/8/chartex">
             <w:pict>
               <v:shapetype w14:anchorId="36C30F10" id="_x0000_t202" coordsize="21600,21600" o:spt="202" path="m,l,21600r21600,l21600,xe">
                 <v:stroke joinstyle="miter"/>
@@ -253,6 +255,7 @@
       <w:r>
         <w:rPr>
           <w:noProof/>
+          <w:lang w:val="es-AR" w:eastAsia="es-AR"/>
         </w:rPr>
         <mc:AlternateContent>
           <mc:Choice Requires="wps">
@@ -370,7 +373,7 @@
               </wp:anchor>
             </w:drawing>
           </mc:Choice>
-          <mc:Fallback>
+          <mc:Fallback xmlns:w16sdtfl="http://schemas.microsoft.com/office/word/2024/wordml/sdtformatlock" xmlns:w16sdtdh="http://schemas.microsoft.com/office/word/2020/wordml/sdtdatahash" xmlns:w16du="http://schemas.microsoft.com/office/word/2023/wordml/word16du" xmlns:w16="http://schemas.microsoft.com/office/word/2018/wordml" xmlns:w16cid="http://schemas.microsoft.com/office/word/2016/wordml/cid" xmlns:w16cex="http://schemas.microsoft.com/office/word/2018/wordml/cex" xmlns:oel="http://schemas.microsoft.com/office/2019/extlst" xmlns:am3d="http://schemas.microsoft.com/office/drawing/2017/model3d" xmlns:aink="http://schemas.microsoft.com/office/drawing/2016/ink" xmlns:cx8="http://schemas.microsoft.com/office/drawing/2016/5/14/chartex" xmlns:cx7="http://schemas.microsoft.com/office/drawing/2016/5/13/chartex" xmlns:cx6="http://schemas.microsoft.com/office/drawing/2016/5/12/chartex" xmlns:cx5="http://schemas.microsoft.com/office/drawing/2016/5/11/chartex" xmlns:cx4="http://schemas.microsoft.com/office/drawing/2016/5/10/chartex" xmlns:cx3="http://schemas.microsoft.com/office/drawing/2016/5/9/chartex" xmlns:cx2="http://schemas.microsoft.com/office/drawing/2015/10/21/chartex" xmlns:cx1="http://schemas.microsoft.com/office/drawing/2015/9/8/chartex">
             <w:pict>
               <v:shape w14:anchorId="73CA8E79" id="Graphic 4" o:spid="_x0000_s1026" style="position:absolute;margin-left:0;margin-top:.6pt;width:226.8pt;height:32pt;z-index:251659264;visibility:visible;mso-wrap-style:square;mso-wrap-distance-left:9pt;mso-wrap-distance-top:0;mso-wrap-distance-right:9pt;mso-wrap-distance-bottom:0;mso-position-horizontal:center;mso-position-horizontal-relative:margin;mso-position-vertical:absolute;mso-position-vertical-relative:text;v-text-anchor:top" coordsize="2880360,406400" o:gfxdata="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" path="m2803800,l76200,,46522,5982,22303,22303,5982,46522,,76200,,330200r5982,29677l22303,384096r24219,16321l76200,406400r2727600,l2833477,400417r24219,-16321l2874017,359877r5983,-29677l2880000,76200r-5983,-29678l2857696,22303,2833477,5982,2803800,xe" fillcolor="#e8e9f6" stroked="f">
                 <v:path arrowok="t"/>
@@ -531,6 +534,7 @@
         <w:rPr>
           <w:noProof/>
           <w:sz w:val="7"/>
+          <w:lang w:val="es-AR" w:eastAsia="es-AR"/>
         </w:rPr>
         <mc:AlternateContent>
           <mc:Choice Requires="wps">
@@ -597,7 +601,7 @@
               </wp:anchor>
             </w:drawing>
           </mc:Choice>
-          <mc:Fallback>
+          <mc:Fallback xmlns:w16sdtfl="http://schemas.microsoft.com/office/word/2024/wordml/sdtformatlock" xmlns:w16sdtdh="http://schemas.microsoft.com/office/word/2020/wordml/sdtdatahash" xmlns:w16du="http://schemas.microsoft.com/office/word/2023/wordml/word16du" xmlns:w16="http://schemas.microsoft.com/office/word/2018/wordml" xmlns:w16cid="http://schemas.microsoft.com/office/word/2016/wordml/cid" xmlns:w16cex="http://schemas.microsoft.com/office/word/2018/wordml/cex" xmlns:oel="http://schemas.microsoft.com/office/2019/extlst" xmlns:am3d="http://schemas.microsoft.com/office/drawing/2017/model3d" xmlns:aink="http://schemas.microsoft.com/office/drawing/2016/ink" xmlns:cx8="http://schemas.microsoft.com/office/drawing/2016/5/14/chartex" xmlns:cx7="http://schemas.microsoft.com/office/drawing/2016/5/13/chartex" xmlns:cx6="http://schemas.microsoft.com/office/drawing/2016/5/12/chartex" xmlns:cx5="http://schemas.microsoft.com/office/drawing/2016/5/11/chartex" xmlns:cx4="http://schemas.microsoft.com/office/drawing/2016/5/10/chartex" xmlns:cx3="http://schemas.microsoft.com/office/drawing/2016/5/9/chartex" xmlns:cx2="http://schemas.microsoft.com/office/drawing/2015/10/21/chartex" xmlns:cx1="http://schemas.microsoft.com/office/drawing/2015/9/8/chartex">
             <w:pict>
               <v:shape w14:anchorId="2A8740AA" id="Graphic 7" o:spid="_x0000_s1026" style="position:absolute;margin-left:0;margin-top:1pt;width:396.85pt;height:.1pt;z-index:-251652096;visibility:visible;mso-wrap-style:square;mso-wrap-distance-left:0;mso-wrap-distance-top:0;mso-wrap-distance-right:0;mso-wrap-distance-bottom:0;mso-position-horizontal:center;mso-position-horizontal-relative:margin;mso-position-vertical:absolute;mso-position-vertical-relative:text;v-text-anchor:top" coordsize="5039995,1270" o:gfxdata="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" path="m,l5040000,e" filled="f" strokecolor="#bcbcbc" strokeweight=".5pt">
                 <v:path arrowok="t"/>
@@ -619,6 +623,7 @@
       <w:r>
         <w:rPr>
           <w:noProof/>
+          <w:lang w:val="es-AR" w:eastAsia="es-AR"/>
         </w:rPr>
         <mc:AlternateContent>
           <mc:Choice Requires="wps">
@@ -685,7 +690,7 @@
               </wp:anchor>
             </w:drawing>
           </mc:Choice>
-          <mc:Fallback>
+          <mc:Fallback xmlns:w16sdtfl="http://schemas.microsoft.com/office/word/2024/wordml/sdtformatlock" xmlns:w16sdtdh="http://schemas.microsoft.com/office/word/2020/wordml/sdtdatahash" xmlns:w16du="http://schemas.microsoft.com/office/word/2023/wordml/word16du" xmlns:w16="http://schemas.microsoft.com/office/word/2018/wordml" xmlns:w16cid="http://schemas.microsoft.com/office/word/2016/wordml/cid" xmlns:w16cex="http://schemas.microsoft.com/office/word/2018/wordml/cex" xmlns:oel="http://schemas.microsoft.com/office/2019/extlst" xmlns:am3d="http://schemas.microsoft.com/office/drawing/2017/model3d" xmlns:aink="http://schemas.microsoft.com/office/drawing/2016/ink" xmlns:cx8="http://schemas.microsoft.com/office/drawing/2016/5/14/chartex" xmlns:cx7="http://schemas.microsoft.com/office/drawing/2016/5/13/chartex" xmlns:cx6="http://schemas.microsoft.com/office/drawing/2016/5/12/chartex" xmlns:cx5="http://schemas.microsoft.com/office/drawing/2016/5/11/chartex" xmlns:cx4="http://schemas.microsoft.com/office/drawing/2016/5/10/chartex" xmlns:cx3="http://schemas.microsoft.com/office/drawing/2016/5/9/chartex" xmlns:cx2="http://schemas.microsoft.com/office/drawing/2015/10/21/chartex" xmlns:cx1="http://schemas.microsoft.com/office/drawing/2015/9/8/chartex">
             <w:pict>
               <v:shape w14:anchorId="6450F881" id="Graphic 8" o:spid="_x0000_s1026" style="position:absolute;margin-left:0;margin-top:25.6pt;width:396.85pt;height:.1pt;z-index:251663360;visibility:visible;mso-wrap-style:square;mso-wrap-distance-left:0;mso-wrap-distance-top:0;mso-wrap-distance-right:0;mso-wrap-distance-bottom:0;mso-position-horizontal:center;mso-position-horizontal-relative:margin;mso-position-vertical:absolute;mso-position-vertical-relative:text;v-text-anchor:top" coordsize="5039995,1270" o:gfxdata="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" path="m,l5040000,e" filled="f" strokecolor="#bcbcbc" strokeweight=".5pt">
                 <v:path arrowok="t"/>
@@ -721,7 +726,21 @@
         <w:rPr>
           <w:sz w:val="22"/>
         </w:rPr>
-        <w:t xml:space="preserve">Gonzalo Castillo </w:t>
+        <w:t xml:space="preserve">Gonzalo </w:t>
+      </w:r>
+      <w:r>
+        <w:rPr>
+          <w:sz w:val="22"/>
+        </w:rPr>
+        <w:t xml:space="preserve">Juan </w:t>
+      </w:r>
+      <w:bookmarkStart w:id="0" w:name="_GoBack"/>
+      <w:bookmarkEnd w:id="0"/>
+      <w:r>
+        <w:rPr>
+          <w:sz w:val="22"/>
+        </w:rPr>
+        <w:t xml:space="preserve">Castillo </w:t>
       </w:r>
     </w:p>
     <w:p>
@@ -736,6 +755,7 @@
         <w:rPr>
           <w:noProof/>
           <w:sz w:val="7"/>
+          <w:lang w:val="es-AR" w:eastAsia="es-AR"/>
         </w:rPr>
         <mc:AlternateContent>
           <mc:Choice Requires="wps">
@@ -802,7 +822,7 @@
               </wp:anchor>
             </w:drawing>
           </mc:Choice>
-          <mc:Fallback>
+          <mc:Fallback xmlns:w16sdtfl="http://schemas.microsoft.com/office/word/2024/wordml/sdtformatlock" xmlns:w16sdtdh="http://schemas.microsoft.com/office/word/2020/wordml/sdtdatahash" xmlns:w16du="http://schemas.microsoft.com/office/word/2023/wordml/word16du" xmlns:w16="http://schemas.microsoft.com/office/word/2018/wordml" xmlns:w16cid="http://schemas.microsoft.com/office/word/2016/wordml/cid" xmlns:w16cex="http://schemas.microsoft.com/office/word/2018/wordml/cex" xmlns:oel="http://schemas.microsoft.com/office/2019/extlst" xmlns:am3d="http://schemas.microsoft.com/office/drawing/2017/model3d" xmlns:aink="http://schemas.microsoft.com/office/drawing/2016/ink" xmlns:cx8="http://schemas.microsoft.com/office/drawing/2016/5/14/chartex" xmlns:cx7="http://schemas.microsoft.com/office/drawing/2016/5/13/chartex" xmlns:cx6="http://schemas.microsoft.com/office/drawing/2016/5/12/chartex" xmlns:cx5="http://schemas.microsoft.com/office/drawing/2016/5/11/chartex" xmlns:cx4="http://schemas.microsoft.com/office/drawing/2016/5/10/chartex" xmlns:cx3="http://schemas.microsoft.com/office/drawing/2016/5/9/chartex" xmlns:cx2="http://schemas.microsoft.com/office/drawing/2015/10/21/chartex" xmlns:cx1="http://schemas.microsoft.com/office/drawing/2015/9/8/chartex">
             <w:pict>
               <v:shape w14:anchorId="06F2A363" id="Graphic 9" o:spid="_x0000_s1026" style="position:absolute;margin-left:0;margin-top:25.2pt;width:396.85pt;height:.1pt;z-index:-251651072;visibility:visible;mso-wrap-style:square;mso-wrap-distance-left:0;mso-wrap-distance-top:0;mso-wrap-distance-right:0;mso-wrap-distance-bottom:0;mso-position-horizontal:center;mso-position-horizontal-relative:margin;mso-position-vertical:absolute;mso-position-vertical-relative:text;v-text-anchor:top" coordsize="5039995,1270" o:gfxdata="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" path="m,l5040000,e" filled="f" strokecolor="#bcbcbc" strokeweight=".5pt">
                 <v:path arrowok="t"/>
@@ -892,19 +912,7 @@
           <w:rPr>
             <w:rStyle w:val="Hipervnculo"/>
           </w:rPr>
-          <w:t>CLICK EN EST</w:t>
-        </w:r>
-        <w:r>
-          <w:rPr>
-            <w:rStyle w:val="Hipervnculo"/>
-          </w:rPr>
-          <w:t>E</w:t>
-        </w:r>
-        <w:r>
-          <w:rPr>
-            <w:rStyle w:val="Hipervnculo"/>
-          </w:rPr>
-          <w:t xml:space="preserve"> LINK</w:t>
+          <w:t>CLICK EN ESTE LINK</w:t>
         </w:r>
       </w:hyperlink>
       <w:r>
@@ -920,6 +928,7 @@
       <w:r>
         <w:rPr>
           <w:noProof/>
+          <w:lang w:val="es-AR" w:eastAsia="es-AR"/>
         </w:rPr>
         <w:drawing>
           <wp:inline distT="0" distB="0" distL="0" distR="0" wp14:anchorId="4A2D37A2" wp14:editId="7DA9826B">
@@ -989,6 +998,7 @@
         <w:rPr>
           <w:rStyle w:val="nfasissutil"/>
           <w:noProof/>
+          <w:lang w:val="es-AR" w:eastAsia="es-AR"/>
         </w:rPr>
         <w:drawing>
           <wp:inline distT="0" distB="0" distL="0" distR="0" wp14:anchorId="435AEEA4" wp14:editId="35AC1B63">
@@ -1103,7 +1113,39 @@
         </w:tabs>
       </w:pPr>
       <w:r>
-        <w:t>Como posible mejora, si se habilita el uso multiusuario, se puede incorporar un sistema de login para que el administrador reciba notificaciones por Gmail o WhatsApp sobre el estado de la tienda sin estar presente. Aunque actualmente la aplicación está hecha en Windows Forms, en el futuro podría considerarse usar tecnologías como Flutter o una solución web si el cliente lo necesitara. La elección de Windows Forms en este proyecto respondió a los requerimientos actuales, donde no se necesita compatibilidad con otros sistemas operativos.</w:t>
+        <w:t xml:space="preserve">Como posible mejora, si se habilita el uso multiusuario, se puede incorporar un sistema de </w:t>
+      </w:r>
+      <w:proofErr w:type="spellStart"/>
+      <w:r>
+        <w:t>login</w:t>
+      </w:r>
+      <w:proofErr w:type="spellEnd"/>
+      <w:r>
+        <w:t xml:space="preserve"> para que el administrador reciba notificaciones por Gmail o WhatsApp sobre el estado de la tienda sin estar presente. Aunque actualmente la aplicación está hecha en Windows </w:t>
+      </w:r>
+      <w:proofErr w:type="spellStart"/>
+      <w:r>
+        <w:t>Forms</w:t>
+      </w:r>
+      <w:proofErr w:type="spellEnd"/>
+      <w:r>
+        <w:t xml:space="preserve">, en el futuro podría considerarse usar tecnologías como </w:t>
+      </w:r>
+      <w:proofErr w:type="spellStart"/>
+      <w:r>
+        <w:t>Flutter</w:t>
+      </w:r>
+      <w:proofErr w:type="spellEnd"/>
+      <w:r>
+        <w:t xml:space="preserve"> o una solución web si el cliente lo necesitara. La elección de Windows </w:t>
+      </w:r>
+      <w:proofErr w:type="spellStart"/>
+      <w:r>
+        <w:t>Forms</w:t>
+      </w:r>
+      <w:proofErr w:type="spellEnd"/>
+      <w:r>
+        <w:t xml:space="preserve"> en este proyecto respondió a los requerimientos actuales, donde no se necesita compatibilidad con otros sistemas operativos.</w:t>
       </w:r>
     </w:p>
     <w:sectPr>
@@ -1118,7 +1160,7 @@
 </file>
 
 <file path=word/endnotes.xml><?xml version="1.0" encoding="utf-8"?>
-<w:endnotes xmlns:wpc="http://schemas.microsoft.com/office/word/2010/wordprocessingCanvas" xmlns:cx="http://schemas.microsoft.com/office/drawing/2014/chartex" xmlns:cx1="http://schemas.microsoft.com/office/drawing/2015/9/8/chartex" xmlns:cx2="http://schemas.microsoft.com/office/drawing/2015/10/21/chartex" xmlns:cx3="http://schemas.microsoft.com/office/drawing/2016/5/9/chartex" xmlns:cx4="http://schemas.microsoft.com/office/drawing/2016/5/10/chartex" xmlns:cx5="http://schemas.microsoft.com/office/drawing/2016/5/11/chartex" xmlns:cx6="http://schemas.microsoft.com/office/drawing/2016/5/12/chartex" xmlns:cx7="http://schemas.microsoft.com/office/drawing/2016/5/13/chartex" xmlns:cx8="http://schemas.microsoft.com/office/drawing/2016/5/14/chartex" xmlns:mc="http://schemas.openxmlformats.org/markup-compatibility/2006" xmlns:aink="http://schemas.microsoft.com/office/drawing/2016/ink" xmlns:am3d="http://schemas.microsoft.com/office/drawing/2017/model3d" xmlns:o="urn:schemas-microsoft-com:office:office" xmlns:oel="http://schemas.microsoft.com/office/2019/extlst" xmlns:r="http://schemas.openxmlformats.org/officeDocument/2006/relationships" xmlns:m="http://schemas.openxmlformats.org/officeDocument/2006/math" xmlns:v="urn:schemas-microsoft-com:vml" xmlns:wp14="http://schemas.microsoft.com/office/word/2010/wordprocessingDrawing" xmlns:wp="http://schemas.openxmlformats.org/drawingml/2006/wordprocessingDrawing" xmlns:w10="urn:schemas-microsoft-com:office:word" xmlns:w="http://schemas.openxmlformats.org/wordprocessingml/2006/main" xmlns:w14="http://schemas.microsoft.com/office/word/2010/wordml" xmlns:w15="http://schemas.microsoft.com/office/word/2012/wordml" xmlns:w16cex="http://schemas.microsoft.com/office/word/2018/wordml/cex" xmlns:w16cid="http://schemas.microsoft.com/office/word/2016/wordml/cid" xmlns:w16="http://schemas.microsoft.com/office/word/2018/wordml" xmlns:w16du="http://schemas.microsoft.com/office/word/2023/wordml/word16du" xmlns:w16sdtdh="http://schemas.microsoft.com/office/word/2020/wordml/sdtdatahash" xmlns:w16sdtfl="http://schemas.microsoft.com/office/word/2024/wordml/sdtformatlock" xmlns:w16se="http://schemas.microsoft.com/office/word/2015/wordml/symex" xmlns:wpg="http://schemas.microsoft.com/office/word/2010/wordprocessingGroup" xmlns:wpi="http://schemas.microsoft.com/office/word/2010/wordprocessingInk" xmlns:wne="http://schemas.microsoft.com/office/word/2006/wordml" xmlns:wps="http://schemas.microsoft.com/office/word/2010/wordprocessingShape" mc:Ignorable="w14 w15 w16se w16cid w16 w16cex w16sdtdh w16sdtfl w16du wp14">
+<w:endnotes xmlns:wpc="http://schemas.microsoft.com/office/word/2010/wordprocessingCanvas" xmlns:cx="http://schemas.microsoft.com/office/drawing/2014/chartex" xmlns:mc="http://schemas.openxmlformats.org/markup-compatibility/2006" xmlns:o="urn:schemas-microsoft-com:office:office" xmlns:r="http://schemas.openxmlformats.org/officeDocument/2006/relationships" xmlns:m="http://schemas.openxmlformats.org/officeDocument/2006/math" xmlns:v="urn:schemas-microsoft-com:vml" xmlns:wp14="http://schemas.microsoft.com/office/word/2010/wordprocessingDrawing" xmlns:wp="http://schemas.openxmlformats.org/drawingml/2006/wordprocessingDrawing" xmlns:w10="urn:schemas-microsoft-com:office:word" xmlns:w="http://schemas.openxmlformats.org/wordprocessingml/2006/main" xmlns:w14="http://schemas.microsoft.com/office/word/2010/wordml" xmlns:w15="http://schemas.microsoft.com/office/word/2012/wordml" xmlns:w16se="http://schemas.microsoft.com/office/word/2015/wordml/symex" xmlns:wpg="http://schemas.microsoft.com/office/word/2010/wordprocessingGroup" xmlns:wpi="http://schemas.microsoft.com/office/word/2010/wordprocessingInk" xmlns:wne="http://schemas.microsoft.com/office/word/2006/wordml" xmlns:wps="http://schemas.microsoft.com/office/word/2010/wordprocessingShape" mc:Ignorable="w14 w15 w16se wp14">
   <w:endnote w:type="separator" w:id="-1">
     <w:p>
       <w:pPr>
@@ -1143,7 +1185,7 @@
 </file>
 
 <file path=word/footer1.xml><?xml version="1.0" encoding="utf-8"?>
-<w:ftr xmlns:wpc="http://schemas.microsoft.com/office/word/2010/wordprocessingCanvas" xmlns:cx="http://schemas.microsoft.com/office/drawing/2014/chartex" xmlns:cx1="http://schemas.microsoft.com/office/drawing/2015/9/8/chartex" xmlns:cx2="http://schemas.microsoft.com/office/drawing/2015/10/21/chartex" xmlns:cx3="http://schemas.microsoft.com/office/drawing/2016/5/9/chartex" xmlns:cx4="http://schemas.microsoft.com/office/drawing/2016/5/10/chartex" xmlns:cx5="http://schemas.microsoft.com/office/drawing/2016/5/11/chartex" xmlns:cx6="http://schemas.microsoft.com/office/drawing/2016/5/12/chartex" xmlns:cx7="http://schemas.microsoft.com/office/drawing/2016/5/13/chartex" xmlns:cx8="http://schemas.microsoft.com/office/drawing/2016/5/14/chartex" xmlns:mc="http://schemas.openxmlformats.org/markup-compatibility/2006" xmlns:aink="http://schemas.microsoft.com/office/drawing/2016/ink" xmlns:am3d="http://schemas.microsoft.com/office/drawing/2017/model3d" xmlns:o="urn:schemas-microsoft-com:office:office" xmlns:oel="http://schemas.microsoft.com/office/2019/extlst" xmlns:r="http://schemas.openxmlformats.org/officeDocument/2006/relationships" xmlns:m="http://schemas.openxmlformats.org/officeDocument/2006/math" xmlns:v="urn:schemas-microsoft-com:vml" xmlns:wp14="http://schemas.microsoft.com/office/word/2010/wordprocessingDrawing" xmlns:wp="http://schemas.openxmlformats.org/drawingml/2006/wordprocessingDrawing" xmlns:w10="urn:schemas-microsoft-com:office:word" xmlns:w="http://schemas.openxmlformats.org/wordprocessingml/2006/main" xmlns:w14="http://schemas.microsoft.com/office/word/2010/wordml" xmlns:w15="http://schemas.microsoft.com/office/word/2012/wordml" xmlns:w16cex="http://schemas.microsoft.com/office/word/2018/wordml/cex" xmlns:w16cid="http://schemas.microsoft.com/office/word/2016/wordml/cid" xmlns:w16="http://schemas.microsoft.com/office/word/2018/wordml" xmlns:w16du="http://schemas.microsoft.com/office/word/2023/wordml/word16du" xmlns:w16sdtdh="http://schemas.microsoft.com/office/word/2020/wordml/sdtdatahash" xmlns:w16sdtfl="http://schemas.microsoft.com/office/word/2024/wordml/sdtformatlock" xmlns:w16se="http://schemas.microsoft.com/office/word/2015/wordml/symex" xmlns:wpg="http://schemas.microsoft.com/office/word/2010/wordprocessingGroup" xmlns:wpi="http://schemas.microsoft.com/office/word/2010/wordprocessingInk" xmlns:wne="http://schemas.microsoft.com/office/word/2006/wordml" xmlns:wps="http://schemas.microsoft.com/office/word/2010/wordprocessingShape" mc:Ignorable="w14 w15 w16se w16cid w16 w16cex w16sdtdh w16sdtfl w16du wp14">
+<w:ftr xmlns:wpc="http://schemas.microsoft.com/office/word/2010/wordprocessingCanvas" xmlns:cx="http://schemas.microsoft.com/office/drawing/2014/chartex" xmlns:mc="http://schemas.openxmlformats.org/markup-compatibility/2006" xmlns:o="urn:schemas-microsoft-com:office:office" xmlns:r="http://schemas.openxmlformats.org/officeDocument/2006/relationships" xmlns:m="http://schemas.openxmlformats.org/officeDocument/2006/math" xmlns:v="urn:schemas-microsoft-com:vml" xmlns:wp14="http://schemas.microsoft.com/office/word/2010/wordprocessingDrawing" xmlns:wp="http://schemas.openxmlformats.org/drawingml/2006/wordprocessingDrawing" xmlns:w10="urn:schemas-microsoft-com:office:word" xmlns:w="http://schemas.openxmlformats.org/wordprocessingml/2006/main" xmlns:w14="http://schemas.microsoft.com/office/word/2010/wordml" xmlns:w15="http://schemas.microsoft.com/office/word/2012/wordml" xmlns:w16se="http://schemas.microsoft.com/office/word/2015/wordml/symex" xmlns:wpg="http://schemas.microsoft.com/office/word/2010/wordprocessingGroup" xmlns:wpi="http://schemas.microsoft.com/office/word/2010/wordprocessingInk" xmlns:wne="http://schemas.microsoft.com/office/word/2006/wordml" xmlns:wps="http://schemas.microsoft.com/office/word/2010/wordprocessingShape" mc:Ignorable="w14 w15 w16se wp14">
   <w:p>
     <w:pPr>
       <w:pStyle w:val="Piedepgina"/>
@@ -1169,7 +1211,7 @@
 </file>
 
 <file path=word/footnotes.xml><?xml version="1.0" encoding="utf-8"?>
-<w:footnotes xmlns:wpc="http://schemas.microsoft.com/office/word/2010/wordprocessingCanvas" xmlns:cx="http://schemas.microsoft.com/office/drawing/2014/chartex" xmlns:cx1="http://schemas.microsoft.com/office/drawing/2015/9/8/chartex" xmlns:cx2="http://schemas.microsoft.com/office/drawing/2015/10/21/chartex" xmlns:cx3="http://schemas.microsoft.com/office/drawing/2016/5/9/chartex" xmlns:cx4="http://schemas.microsoft.com/office/drawing/2016/5/10/chartex" xmlns:cx5="http://schemas.microsoft.com/office/drawing/2016/5/11/chartex" xmlns:cx6="http://schemas.microsoft.com/office/drawing/2016/5/12/chartex" xmlns:cx7="http://schemas.microsoft.com/office/drawing/2016/5/13/chartex" xmlns:cx8="http://schemas.microsoft.com/office/drawing/2016/5/14/chartex" xmlns:mc="http://schemas.openxmlformats.org/markup-compatibility/2006" xmlns:aink="http://schemas.microsoft.com/office/drawing/2016/ink" xmlns:am3d="http://schemas.microsoft.com/office/drawing/2017/model3d" xmlns:o="urn:schemas-microsoft-com:office:office" xmlns:oel="http://schemas.microsoft.com/office/2019/extlst" xmlns:r="http://schemas.openxmlformats.org/officeDocument/2006/relationships" xmlns:m="http://schemas.openxmlformats.org/officeDocument/2006/math" xmlns:v="urn:schemas-microsoft-com:vml" xmlns:wp14="http://schemas.microsoft.com/office/word/2010/wordprocessingDrawing" xmlns:wp="http://schemas.openxmlformats.org/drawingml/2006/wordprocessingDrawing" xmlns:w10="urn:schemas-microsoft-com:office:word" xmlns:w="http://schemas.openxmlformats.org/wordprocessingml/2006/main" xmlns:w14="http://schemas.microsoft.com/office/word/2010/wordml" xmlns:w15="http://schemas.microsoft.com/office/word/2012/wordml" xmlns:w16cex="http://schemas.microsoft.com/office/word/2018/wordml/cex" xmlns:w16cid="http://schemas.microsoft.com/office/word/2016/wordml/cid" xmlns:w16="http://schemas.microsoft.com/office/word/2018/wordml" xmlns:w16du="http://schemas.microsoft.com/office/word/2023/wordml/word16du" xmlns:w16sdtdh="http://schemas.microsoft.com/office/word/2020/wordml/sdtdatahash" xmlns:w16sdtfl="http://schemas.microsoft.com/office/word/2024/wordml/sdtformatlock" xmlns:w16se="http://schemas.microsoft.com/office/word/2015/wordml/symex" xmlns:wpg="http://schemas.microsoft.com/office/word/2010/wordprocessingGroup" xmlns:wpi="http://schemas.microsoft.com/office/word/2010/wordprocessingInk" xmlns:wne="http://schemas.microsoft.com/office/word/2006/wordml" xmlns:wps="http://schemas.microsoft.com/office/word/2010/wordprocessingShape" mc:Ignorable="w14 w15 w16se w16cid w16 w16cex w16sdtdh w16sdtfl w16du wp14">
+<w:footnotes xmlns:wpc="http://schemas.microsoft.com/office/word/2010/wordprocessingCanvas" xmlns:cx="http://schemas.microsoft.com/office/drawing/2014/chartex" xmlns:mc="http://schemas.openxmlformats.org/markup-compatibility/2006" xmlns:o="urn:schemas-microsoft-com:office:office" xmlns:r="http://schemas.openxmlformats.org/officeDocument/2006/relationships" xmlns:m="http://schemas.openxmlformats.org/officeDocument/2006/math" xmlns:v="urn:schemas-microsoft-com:vml" xmlns:wp14="http://schemas.microsoft.com/office/word/2010/wordprocessingDrawing" xmlns:wp="http://schemas.openxmlformats.org/drawingml/2006/wordprocessingDrawing" xmlns:w10="urn:schemas-microsoft-com:office:word" xmlns:w="http://schemas.openxmlformats.org/wordprocessingml/2006/main" xmlns:w14="http://schemas.microsoft.com/office/word/2010/wordml" xmlns:w15="http://schemas.microsoft.com/office/word/2012/wordml" xmlns:w16se="http://schemas.microsoft.com/office/word/2015/wordml/symex" xmlns:wpg="http://schemas.microsoft.com/office/word/2010/wordprocessingGroup" xmlns:wpi="http://schemas.microsoft.com/office/word/2010/wordprocessingInk" xmlns:wne="http://schemas.microsoft.com/office/word/2006/wordml" xmlns:wps="http://schemas.microsoft.com/office/word/2010/wordprocessingShape" mc:Ignorable="w14 w15 w16se wp14">
   <w:footnote w:type="separator" w:id="-1">
     <w:p>
       <w:pPr>
@@ -1194,7 +1236,7 @@
 </file>
 
 <file path=word/numbering.xml><?xml version="1.0" encoding="utf-8"?>
-<w:numbering xmlns:wpc="http://schemas.microsoft.com/office/word/2010/wordprocessingCanvas" xmlns:cx="http://schemas.microsoft.com/office/drawing/2014/chartex" xmlns:cx1="http://schemas.microsoft.com/office/drawing/2015/9/8/chartex" xmlns:cx2="http://schemas.microsoft.com/office/drawing/2015/10/21/chartex" xmlns:cx3="http://schemas.microsoft.com/office/drawing/2016/5/9/chartex" xmlns:cx4="http://schemas.microsoft.com/office/drawing/2016/5/10/chartex" xmlns:cx5="http://schemas.microsoft.com/office/drawing/2016/5/11/chartex" xmlns:cx6="http://schemas.microsoft.com/office/drawing/2016/5/12/chartex" xmlns:cx7="http://schemas.microsoft.com/office/drawing/2016/5/13/chartex" xmlns:cx8="http://schemas.microsoft.com/office/drawing/2016/5/14/chartex" xmlns:mc="http://schemas.openxmlformats.org/markup-compatibility/2006" xmlns:aink="http://schemas.microsoft.com/office/drawing/2016/ink" xmlns:am3d="http://schemas.microsoft.com/office/drawing/2017/model3d" xmlns:o="urn:schemas-microsoft-com:office:office" xmlns:oel="http://schemas.microsoft.com/office/2019/extlst" xmlns:r="http://schemas.openxmlformats.org/officeDocument/2006/relationships" xmlns:m="http://schemas.openxmlformats.org/officeDocument/2006/math" xmlns:v="urn:schemas-microsoft-com:vml" xmlns:wp14="http://schemas.microsoft.com/office/word/2010/wordprocessingDrawing" xmlns:wp="http://schemas.openxmlformats.org/drawingml/2006/wordprocessingDrawing" xmlns:w10="urn:schemas-microsoft-com:office:word" xmlns:w="http://schemas.openxmlformats.org/wordprocessingml/2006/main" xmlns:w14="http://schemas.microsoft.com/office/word/2010/wordml" xmlns:w15="http://schemas.microsoft.com/office/word/2012/wordml" xmlns:w16cex="http://schemas.microsoft.com/office/word/2018/wordml/cex" xmlns:w16cid="http://schemas.microsoft.com/office/word/2016/wordml/cid" xmlns:w16="http://schemas.microsoft.com/office/word/2018/wordml" xmlns:w16du="http://schemas.microsoft.com/office/word/2023/wordml/word16du" xmlns:w16sdtdh="http://schemas.microsoft.com/office/word/2020/wordml/sdtdatahash" xmlns:w16sdtfl="http://schemas.microsoft.com/office/word/2024/wordml/sdtformatlock" xmlns:w16se="http://schemas.microsoft.com/office/word/2015/wordml/symex" xmlns:wpg="http://schemas.microsoft.com/office/word/2010/wordprocessingGroup" xmlns:wpi="http://schemas.microsoft.com/office/word/2010/wordprocessingInk" xmlns:wne="http://schemas.microsoft.com/office/word/2006/wordml" xmlns:wps="http://schemas.microsoft.com/office/word/2010/wordprocessingShape" mc:Ignorable="w14 w15 w16se w16cid w16 w16cex w16sdtdh w16sdtfl w16du wp14">
+<w:numbering xmlns:wpc="http://schemas.microsoft.com/office/word/2010/wordprocessingCanvas" xmlns:cx="http://schemas.microsoft.com/office/drawing/2014/chartex" xmlns:mc="http://schemas.openxmlformats.org/markup-compatibility/2006" xmlns:o="urn:schemas-microsoft-com:office:office" xmlns:r="http://schemas.openxmlformats.org/officeDocument/2006/relationships" xmlns:m="http://schemas.openxmlformats.org/officeDocument/2006/math" xmlns:v="urn:schemas-microsoft-com:vml" xmlns:wp14="http://schemas.microsoft.com/office/word/2010/wordprocessingDrawing" xmlns:wp="http://schemas.openxmlformats.org/drawingml/2006/wordprocessingDrawing" xmlns:w10="urn:schemas-microsoft-com:office:word" xmlns:w="http://schemas.openxmlformats.org/wordprocessingml/2006/main" xmlns:w14="http://schemas.microsoft.com/office/word/2010/wordml" xmlns:w15="http://schemas.microsoft.com/office/word/2012/wordml" xmlns:w16se="http://schemas.microsoft.com/office/word/2015/wordml/symex" xmlns:wpg="http://schemas.microsoft.com/office/word/2010/wordprocessingGroup" xmlns:wpi="http://schemas.microsoft.com/office/word/2010/wordprocessingInk" xmlns:wne="http://schemas.microsoft.com/office/word/2006/wordml" xmlns:wps="http://schemas.microsoft.com/office/word/2010/wordprocessingShape" mc:Ignorable="w14 w15 w16se wp14">
   <w:abstractNum w:abstractNumId="0" w15:restartNumberingAfterBreak="0">
     <w:nsid w:val="56BD6692"/>
     <w:multiLevelType w:val="hybridMultilevel"/>
@@ -1568,20 +1610,20 @@
       </w:rPr>
     </w:lvl>
   </w:abstractNum>
-  <w:num w:numId="1" w16cid:durableId="884944473">
+  <w:num w:numId="1">
     <w:abstractNumId w:val="1"/>
   </w:num>
-  <w:num w:numId="2" w16cid:durableId="289674686">
+  <w:num w:numId="2">
     <w:abstractNumId w:val="2"/>
   </w:num>
-  <w:num w:numId="3" w16cid:durableId="587808640">
+  <w:num w:numId="3">
     <w:abstractNumId w:val="0"/>
   </w:num>
 </w:numbering>
 </file>
 
 <file path=word/styles.xml><?xml version="1.0" encoding="utf-8"?>
-<w:styles xmlns:mc="http://schemas.openxmlformats.org/markup-compatibility/2006" xmlns:r="http://schemas.openxmlformats.org/officeDocument/2006/relationships" xmlns:w="http://schemas.openxmlformats.org/wordprocessingml/2006/main" xmlns:w14="http://schemas.microsoft.com/office/word/2010/wordml" xmlns:w15="http://schemas.microsoft.com/office/word/2012/wordml" xmlns:w16cex="http://schemas.microsoft.com/office/word/2018/wordml/cex" xmlns:w16cid="http://schemas.microsoft.com/office/word/2016/wordml/cid" xmlns:w16="http://schemas.microsoft.com/office/word/2018/wordml" xmlns:w16du="http://schemas.microsoft.com/office/word/2023/wordml/word16du" xmlns:w16sdtdh="http://schemas.microsoft.com/office/word/2020/wordml/sdtdatahash" xmlns:w16sdtfl="http://schemas.microsoft.com/office/word/2024/wordml/sdtformatlock" xmlns:w16se="http://schemas.microsoft.com/office/word/2015/wordml/symex" mc:Ignorable="w14 w15 w16se w16cid w16 w16cex w16sdtdh w16sdtfl w16du">
+<w:styles xmlns:mc="http://schemas.openxmlformats.org/markup-compatibility/2006" xmlns:r="http://schemas.openxmlformats.org/officeDocument/2006/relationships" xmlns:w="http://schemas.openxmlformats.org/wordprocessingml/2006/main" xmlns:w14="http://schemas.microsoft.com/office/word/2010/wordml" xmlns:w15="http://schemas.microsoft.com/office/word/2012/wordml" xmlns:w16se="http://schemas.microsoft.com/office/word/2015/wordml/symex" mc:Ignorable="w14 w15 w16se">
   <w:docDefaults>
     <w:rPrDefault>
       <w:rPr>
@@ -1599,7 +1641,7 @@
       </w:pPr>
     </w:pPrDefault>
   </w:docDefaults>
-  <w:latentStyles w:defLockedState="0" w:defUIPriority="99" w:defSemiHidden="0" w:defUnhideWhenUsed="0" w:defQFormat="0" w:count="376">
+  <w:latentStyles w:defLockedState="0" w:defUIPriority="99" w:defSemiHidden="0" w:defUnhideWhenUsed="0" w:defQFormat="0" w:count="371">
     <w:lsdException w:name="Normal" w:uiPriority="0" w:qFormat="1"/>
     <w:lsdException w:name="heading 1" w:uiPriority="9" w:qFormat="1"/>
     <w:lsdException w:name="heading 2" w:semiHidden="1" w:uiPriority="9" w:unhideWhenUsed="1" w:qFormat="1"/>
@@ -1971,11 +2013,6 @@
     <w:lsdException w:name="List Table 5 Dark Accent 6" w:uiPriority="50"/>
     <w:lsdException w:name="List Table 6 Colorful Accent 6" w:uiPriority="51"/>
     <w:lsdException w:name="List Table 7 Colorful Accent 6" w:uiPriority="52"/>
-    <w:lsdException w:name="Mention" w:semiHidden="1" w:unhideWhenUsed="1"/>
-    <w:lsdException w:name="Smart Hyperlink" w:semiHidden="1" w:unhideWhenUsed="1"/>
-    <w:lsdException w:name="Hashtag" w:semiHidden="1" w:unhideWhenUsed="1"/>
-    <w:lsdException w:name="Unresolved Mention" w:semiHidden="1" w:unhideWhenUsed="1"/>
-    <w:lsdException w:name="Smart Link" w:semiHidden="1" w:unhideWhenUsed="1"/>
   </w:latentStyles>
   <w:style w:type="paragraph" w:default="1" w:styleId="Normal">
     <w:name w:val="Normal"/>
@@ -2647,7 +2684,7 @@
       <w:u w:val="single"/>
     </w:rPr>
   </w:style>
-  <w:style w:type="character" w:styleId="Mencinsinresolver">
+  <w:style w:type="character" w:customStyle="1" w:styleId="UnresolvedMention">
     <w:name w:val="Unresolved Mention"/>
     <w:basedOn w:val="Fuentedeprrafopredeter"/>
     <w:uiPriority w:val="99"/>
